--- a/docx/11-redes-inalambricas/boletin-U11-avanzado-resuelto.docx
+++ b/docx/11-redes-inalambricas/boletin-U11-avanzado-resuelto.docx
@@ -15,6 +15,9 @@
             <w:pStyle w:val="TOCHeading"/>
           </w:pPr>
           <w:r>
+            <w:rPr>
+              <w:lang w:val="es-ES"/>
+            </w:rPr>
             <w:t xml:space="preserve">Table of Contents</w:t>
           </w:r>
         </w:p>
@@ -34,6 +37,9 @@
         <w:pStyle w:val="Heading1"/>
       </w:pPr>
       <w:r>
+        <w:rPr>
+          <w:lang w:val="es-ES"/>
+        </w:rPr>
         <w:t xml:space="preserve">Boletín UD11 — Avanzado (Resuelto)</w:t>
       </w:r>
     </w:p>
@@ -44,6 +50,9 @@
         <w:pStyle w:val="Heading1"/>
       </w:pPr>
       <w:r>
+        <w:rPr>
+          <w:lang w:val="es-ES"/>
+        </w:rPr>
         <w:t xml:space="preserve">✅ Boletín UD11 — Avanzado (Resuelto)</w:t>
       </w:r>
     </w:p>
@@ -60,6 +69,9 @@
         <w:pStyle w:val="Heading2"/>
       </w:pPr>
       <w:r>
+        <w:rPr>
+          <w:lang w:val="es-ES"/>
+        </w:rPr>
         <w:t xml:space="preserve">1. Diseño de cobertura de un instituto</w:t>
       </w:r>
     </w:p>
@@ -74,13 +86,20 @@
         <w:rPr>
           <w:b/>
           <w:bCs/>
+          <w:lang w:val="es-ES"/>
         </w:rPr>
         <w:t xml:space="preserve">Mínimo 6-8 APs</w:t>
       </w:r>
       <w:r>
-        <w:t xml:space="preserve"> </w:t>
-      </w:r>
-      <w:r>
+        <w:rPr>
+          <w:lang w:val="es-ES"/>
+        </w:rPr>
+        <w:t xml:space="preserve"> </w:t>
+      </w:r>
+      <w:r>
+        <w:rPr>
+          <w:lang w:val="es-ES"/>
+        </w:rPr>
         <w:t xml:space="preserve">(2 por planta como mínimo por superficie, más si hay paredes de hormigón): repartidos para solapar celdas ~15-20%. El hormigón armado atenuina mucho: más APs con menos potencia gana a pocos APs a tope.</w:t>
       </w:r>
     </w:p>
@@ -95,29 +114,46 @@
         <w:rPr>
           <w:b/>
           <w:bCs/>
+          <w:lang w:val="es-ES"/>
         </w:rPr>
         <w:t xml:space="preserve">2,4 GHz:</w:t>
       </w:r>
       <w:r>
-        <w:t xml:space="preserve"> </w:t>
-      </w:r>
-      <w:r>
+        <w:rPr>
+          <w:lang w:val="es-ES"/>
+        </w:rPr>
+        <w:t xml:space="preserve"> </w:t>
+      </w:r>
+      <w:r>
+        <w:rPr>
+          <w:lang w:val="es-ES"/>
+        </w:rPr>
         <w:t xml:space="preserve">dispositivos lentos/IoT y compatibilidad; poco ancho de banda útil (3 canales).</w:t>
       </w:r>
       <w:r>
+        <w:rPr>
+          <w:lang w:val="es-ES"/>
+        </w:rPr>
         <w:t xml:space="preserve"> </w:t>
       </w:r>
       <w:r>
         <w:rPr>
           <w:b/>
           <w:bCs/>
+          <w:lang w:val="es-ES"/>
         </w:rPr>
         <w:t xml:space="preserve">5 GHz:</w:t>
       </w:r>
       <w:r>
-        <w:t xml:space="preserve"> </w:t>
-      </w:r>
-      <w:r>
+        <w:rPr>
+          <w:lang w:val="es-ES"/>
+        </w:rPr>
+        <w:t xml:space="preserve"> </w:t>
+      </w:r>
+      <w:r>
+        <w:rPr>
+          <w:lang w:val="es-ES"/>
+        </w:rPr>
         <w:t xml:space="preserve">profesores y alumnos con portátiles/móviles modernos: más canales, más velocidad. 6 GHz si el hardware lo permite (WiFi 6E/7).</w:t>
       </w:r>
     </w:p>
@@ -129,38 +165,61 @@
         </w:numPr>
       </w:pPr>
       <w:r>
+        <w:rPr>
+          <w:lang w:val="es-ES"/>
+        </w:rPr>
         <w:t xml:space="preserve">Porque</w:t>
       </w:r>
       <w:r>
+        <w:rPr>
+          <w:lang w:val="es-ES"/>
+        </w:rPr>
         <w:t xml:space="preserve"> </w:t>
       </w:r>
       <w:r>
         <w:rPr>
           <w:b/>
           <w:bCs/>
+          <w:lang w:val="es-ES"/>
         </w:rPr>
         <w:t xml:space="preserve">profesores</w:t>
       </w:r>
       <w:r>
-        <w:t xml:space="preserve"> </w:t>
-      </w:r>
-      <w:r>
+        <w:rPr>
+          <w:lang w:val="es-ES"/>
+        </w:rPr>
+        <w:t xml:space="preserve"> </w:t>
+      </w:r>
+      <w:r>
+        <w:rPr>
+          <w:lang w:val="es-ES"/>
+        </w:rPr>
         <w:t xml:space="preserve">requiere autenticación por usuario (Enterprise/RADIUS), trazabilidad y acceso a recursos internos;</w:t>
       </w:r>
       <w:r>
+        <w:rPr>
+          <w:lang w:val="es-ES"/>
+        </w:rPr>
         <w:t xml:space="preserve"> </w:t>
       </w:r>
       <w:r>
         <w:rPr>
           <w:b/>
           <w:bCs/>
+          <w:lang w:val="es-ES"/>
         </w:rPr>
         <w:t xml:space="preserve">alumnos</w:t>
       </w:r>
       <w:r>
-        <w:t xml:space="preserve"> </w:t>
-      </w:r>
-      <w:r>
+        <w:rPr>
+          <w:lang w:val="es-ES"/>
+        </w:rPr>
+        <w:t xml:space="preserve"> </w:t>
+      </w:r>
+      <w:r>
+        <w:rPr>
+          <w:lang w:val="es-ES"/>
+        </w:rPr>
         <w:t xml:space="preserve">solo necesita Internet con control de ancho y registro. VLANs distintas aíslan ambos mundos en capa 2 y permiten políticas distintas en capa 3.</w:t>
       </w:r>
     </w:p>
@@ -175,10 +234,14 @@
         <w:rPr>
           <w:b/>
           <w:bCs/>
+          <w:lang w:val="es-ES"/>
         </w:rPr>
         <w:t xml:space="preserve">Interferencia por reutilización de canal (co-channel interference)</w:t>
       </w:r>
       <w:r>
+        <w:rPr>
+          <w:lang w:val="es-ES"/>
+        </w:rPr>
         <w:t xml:space="preserve">: los APs se oyen entre sí, compiten por el medio (CSMA/CA) y el throughput de la zona se divide. Por eso el plan 1-6-11.</w:t>
       </w:r>
     </w:p>
@@ -189,6 +252,9 @@
         <w:pStyle w:val="Heading2"/>
       </w:pPr>
       <w:r>
+        <w:rPr>
+          <w:lang w:val="es-ES"/>
+        </w:rPr>
         <w:t xml:space="preserve">2. El misterio del aula 12</w:t>
       </w:r>
     </w:p>
@@ -200,50 +266,85 @@
         </w:numPr>
       </w:pPr>
       <w:r>
+        <w:rPr>
+          <w:lang w:val="es-ES"/>
+        </w:rPr>
         <w:t xml:space="preserve">La</w:t>
       </w:r>
       <w:r>
+        <w:rPr>
+          <w:lang w:val="es-ES"/>
+        </w:rPr>
         <w:t xml:space="preserve"> </w:t>
       </w:r>
       <w:r>
         <w:rPr>
           <w:b/>
           <w:bCs/>
+          <w:lang w:val="es-ES"/>
         </w:rPr>
         <w:t xml:space="preserve">potencia de señal</w:t>
       </w:r>
       <w:r>
-        <w:t xml:space="preserve"> </w:t>
-      </w:r>
-      <w:r>
+        <w:rPr>
+          <w:lang w:val="es-ES"/>
+        </w:rPr>
+        <w:t xml:space="preserve"> </w:t>
+      </w:r>
+      <w:r>
+        <w:rPr>
+          <w:lang w:val="es-ES"/>
+        </w:rPr>
         <w:t xml:space="preserve">(RSSI) mide cuánto llega; la</w:t>
       </w:r>
       <w:r>
+        <w:rPr>
+          <w:lang w:val="es-ES"/>
+        </w:rPr>
         <w:t xml:space="preserve"> </w:t>
       </w:r>
       <w:r>
         <w:rPr>
           <w:b/>
           <w:bCs/>
+          <w:lang w:val="es-ES"/>
         </w:rPr>
         <w:t xml:space="preserve">calidad</w:t>
       </w:r>
       <w:r>
-        <w:t xml:space="preserve"> </w:t>
-      </w:r>
-      <w:r>
+        <w:rPr>
+          <w:lang w:val="es-ES"/>
+        </w:rPr>
+        <w:t xml:space="preserve"> </w:t>
+      </w:r>
+      <w:r>
+        <w:rPr>
+          <w:lang w:val="es-ES"/>
+        </w:rPr>
         <w:t xml:space="preserve">(SNR y reutilización de canal) mide cuánto ruido/competencia hay. Puedes</w:t>
       </w:r>
       <w:r>
-        <w:t xml:space="preserve"> </w:t>
-      </w:r>
-      <w:r>
+        <w:rPr>
+          <w:lang w:val="es-ES"/>
+        </w:rPr>
+        <w:t xml:space="preserve"> </w:t>
+      </w:r>
+      <w:r>
+        <w:rPr>
+          <w:lang w:val="es-ES"/>
+        </w:rPr>
         <w:t xml:space="preserve">“oír”</w:t>
       </w:r>
       <w:r>
-        <w:t xml:space="preserve"> </w:t>
-      </w:r>
-      <w:r>
+        <w:rPr>
+          <w:lang w:val="es-ES"/>
+        </w:rPr>
+        <w:t xml:space="preserve"> </w:t>
+      </w:r>
+      <w:r>
+        <w:rPr>
+          <w:lang w:val="es-ES"/>
+        </w:rPr>
         <w:t xml:space="preserve">el AP perfectamente y aun así perder paquetes por interferencias.</w:t>
       </w:r>
     </w:p>
@@ -265,6 +366,9 @@
         </w:numPr>
       </w:pPr>
       <w:r>
+        <w:rPr>
+          <w:lang w:val="es-ES"/>
+        </w:rPr>
         <w:t xml:space="preserve">Vecinos u otros APs en el mismo canal (co-channel); 2) microondas, videoporteros, Bluetooth u otros emisores de 2,4 GHz; 3) reflexiones multipath por paredes/metal que ensucian la señal (o hidden node).</w:t>
       </w:r>
     </w:p>
@@ -276,6 +380,9 @@
         </w:numPr>
       </w:pPr>
       <w:r>
+        <w:rPr>
+          <w:lang w:val="es-ES"/>
+        </w:rPr>
         <w:t xml:space="preserve">Analizador WiFi (inSSIDer, WiFi Analyzer, Acrylic): mira SNR, canal ocupado por otros BSSIDs y utilisation. En el controlador: estadísticas de retransmisiones y de errores CRC del AP.</w:t>
       </w:r>
     </w:p>
@@ -286,6 +393,9 @@
         <w:pStyle w:val="Heading2"/>
       </w:pPr>
       <w:r>
+        <w:rPr>
+          <w:lang w:val="es-ES"/>
+        </w:rPr>
         <w:t xml:space="preserve">3. Plan de canales 5 GHz</w:t>
       </w:r>
     </w:p>
@@ -297,6 +407,9 @@
         </w:numPr>
       </w:pPr>
       <w:r>
+        <w:rPr>
+          <w:lang w:val="es-ES"/>
+        </w:rPr>
         <w:t xml:space="preserve">Ejemplo: AP1 → 36, AP2 → 44, AP3 → 52, AP4 → 60 (separación de 4 números × 20 MHz; solape nulo). Si son APs con 80 MHz: 36, 52, 100, 116 (bloques no solapados).</w:t>
       </w:r>
     </w:p>
@@ -308,22 +421,35 @@
         </w:numPr>
       </w:pPr>
       <w:r>
+        <w:rPr>
+          <w:lang w:val="es-ES"/>
+        </w:rPr>
         <w:t xml:space="preserve">Con 40/80 MHz</w:t>
       </w:r>
       <w:r>
+        <w:rPr>
+          <w:lang w:val="es-ES"/>
+        </w:rPr>
         <w:t xml:space="preserve"> </w:t>
       </w:r>
       <w:r>
         <w:rPr>
           <w:b/>
           <w:bCs/>
+          <w:lang w:val="es-ES"/>
         </w:rPr>
         <w:t xml:space="preserve">dobles/cuadruplicas el ancho</w:t>
       </w:r>
       <w:r>
-        <w:t xml:space="preserve"> </w:t>
-      </w:r>
-      <w:r>
+        <w:rPr>
+          <w:lang w:val="es-ES"/>
+        </w:rPr>
+        <w:t xml:space="preserve"> </w:t>
+      </w:r>
+      <w:r>
+        <w:rPr>
+          <w:lang w:val="es-ES"/>
+        </w:rPr>
         <w:t xml:space="preserve">del canal → más throughput pico. Riesgo: consumes varios canales de 20, chocas con vecinos y en 2,4 GHz es directamente una mala idea (solo hay 3).</w:t>
       </w:r>
     </w:p>
@@ -338,13 +464,20 @@
         <w:rPr>
           <w:b/>
           <w:bCs/>
+          <w:lang w:val="es-ES"/>
         </w:rPr>
         <w:t xml:space="preserve">DFS</w:t>
       </w:r>
       <w:r>
-        <w:t xml:space="preserve"> </w:t>
-      </w:r>
-      <w:r>
+        <w:rPr>
+          <w:lang w:val="es-ES"/>
+        </w:rPr>
+        <w:t xml:space="preserve"> </w:t>
+      </w:r>
+      <w:r>
+        <w:rPr>
+          <w:lang w:val="es-ES"/>
+        </w:rPr>
         <w:t xml:space="preserve">(Dynamic Frequency Selection): canales compartidos con radares (meteorológicos/militares). El AP debe despejar el canal si detecta radar: salta de canal y provoca microcortes de clientes. Riesgo: inestabilidad en zonas con radares activos.</w:t>
       </w:r>
     </w:p>
@@ -355,6 +488,9 @@
         <w:pStyle w:val="Heading2"/>
       </w:pPr>
       <w:r>
+        <w:rPr>
+          <w:lang w:val="es-ES"/>
+        </w:rPr>
         <w:t xml:space="preserve">4. WPA3 y el handshake</w:t>
       </w:r>
     </w:p>
@@ -366,35 +502,55 @@
         </w:numPr>
       </w:pPr>
       <w:r>
+        <w:rPr>
+          <w:lang w:val="es-ES"/>
+        </w:rPr>
         <w:t xml:space="preserve">Con WPA2-PSK, un atacante que captura el 4-way handshake puede probar contraseñas</w:t>
       </w:r>
       <w:r>
+        <w:rPr>
+          <w:lang w:val="es-ES"/>
+        </w:rPr>
         <w:t xml:space="preserve"> </w:t>
       </w:r>
       <w:r>
         <w:rPr>
           <w:b/>
           <w:bCs/>
+          <w:lang w:val="es-ES"/>
         </w:rPr>
         <w:t xml:space="preserve">offline</w:t>
       </w:r>
       <w:r>
-        <w:t xml:space="preserve"> </w:t>
-      </w:r>
-      <w:r>
+        <w:rPr>
+          <w:lang w:val="es-ES"/>
+        </w:rPr>
+        <w:t xml:space="preserve"> </w:t>
+      </w:r>
+      <w:r>
+        <w:rPr>
+          <w:lang w:val="es-ES"/>
+        </w:rPr>
         <w:t xml:space="preserve">(millones/segundo). Con</w:t>
       </w:r>
       <w:r>
+        <w:rPr>
+          <w:lang w:val="es-ES"/>
+        </w:rPr>
         <w:t xml:space="preserve"> </w:t>
       </w:r>
       <w:r>
         <w:rPr>
           <w:b/>
           <w:bCs/>
+          <w:lang w:val="es-ES"/>
         </w:rPr>
         <w:t xml:space="preserve">SAE</w:t>
       </w:r>
       <w:r>
+        <w:rPr>
+          <w:lang w:val="es-ES"/>
+        </w:rPr>
         <w:t xml:space="preserve">, la negociación es resistente a ataques offline: cada intento cuesta interacción real con el AP.</w:t>
       </w:r>
     </w:p>
@@ -406,6 +562,9 @@
         </w:numPr>
       </w:pPr>
       <w:r>
+        <w:rPr>
+          <w:lang w:val="es-ES"/>
+        </w:rPr>
         <w:t xml:space="preserve">Que el AP acepta WPA2 y WPA3 a la vez: los equipos viejos entran por WPA2 y los modernos por WPA3. Tiene sentido durante la transición del parque de dispositivos; en cuanto el parque lo permita, mejor WPA3 puro.</w:t>
       </w:r>
     </w:p>
@@ -427,18 +586,33 @@
         </w:numPr>
       </w:pPr>
       <w:r>
+        <w:rPr>
+          <w:lang w:val="es-ES"/>
+        </w:rPr>
         <w:t xml:space="preserve">El SSID</w:t>
       </w:r>
       <w:r>
-        <w:t xml:space="preserve"> </w:t>
-      </w:r>
-      <w:r>
+        <w:rPr>
+          <w:lang w:val="es-ES"/>
+        </w:rPr>
+        <w:t xml:space="preserve"> </w:t>
+      </w:r>
+      <w:r>
+        <w:rPr>
+          <w:lang w:val="es-ES"/>
+        </w:rPr>
         <w:t xml:space="preserve">“oculto”</w:t>
       </w:r>
       <w:r>
-        <w:t xml:space="preserve"> </w:t>
-      </w:r>
-      <w:r>
+        <w:rPr>
+          <w:lang w:val="es-ES"/>
+        </w:rPr>
+        <w:t xml:space="preserve"> </w:t>
+      </w:r>
+      <w:r>
+        <w:rPr>
+          <w:lang w:val="es-ES"/>
+        </w:rPr>
         <w:t xml:space="preserve">viaja en claro en las tramas de gestión: cualquier analizador lo ve (y además empeora el roaming de los clientes, que gritan por la red buscando el SSID). 2) El filtrado MAC se falsifica en 10 segundos: la MAC viaja en claro y se puede suplantar. Ninguno de los dos autentica a nadie: usa WPA2/WPA3.</w:t>
       </w:r>
     </w:p>
@@ -449,6 +623,9 @@
         <w:pStyle w:val="Heading2"/>
       </w:pPr>
       <w:r>
+        <w:rPr>
+          <w:lang w:val="es-ES"/>
+        </w:rPr>
         <w:t xml:space="preserve">5. Portal cautivo y VLANs</w:t>
       </w:r>
     </w:p>
@@ -463,13 +640,20 @@
         <w:rPr>
           <w:b/>
           <w:bCs/>
+          <w:lang w:val="es-ES"/>
         </w:rPr>
         <w:t xml:space="preserve">VLAN de invitados propia</w:t>
       </w:r>
       <w:r>
-        <w:t xml:space="preserve"> </w:t>
-      </w:r>
-      <w:r>
+        <w:rPr>
+          <w:lang w:val="es-ES"/>
+        </w:rPr>
+        <w:t xml:space="preserve"> </w:t>
+      </w:r>
+      <w:r>
+        <w:rPr>
+          <w:lang w:val="es-ES"/>
+        </w:rPr>
         <w:t xml:space="preserve">(p. ej. VLAN 99), separada en capa 2 de docentes/alumnos y con su propia subred. Los broadcasts y el tráfico de invitados nunca tocan la red interna.</w:t>
       </w:r>
     </w:p>
@@ -481,15 +665,27 @@
         </w:numPr>
       </w:pPr>
       <w:r>
+        <w:rPr>
+          <w:lang w:val="es-ES"/>
+        </w:rPr>
         <w:t xml:space="preserve">Página web que exige aceptar condiciones (y a veces credenciales o un código) antes de dejar pasar tráfico. Limitaciones: es</w:t>
       </w:r>
       <w:r>
-        <w:t xml:space="preserve"> </w:t>
-      </w:r>
-      <w:r>
+        <w:rPr>
+          <w:lang w:val="es-ES"/>
+        </w:rPr>
+        <w:t xml:space="preserve"> </w:t>
+      </w:r>
+      <w:r>
+        <w:rPr>
+          <w:lang w:val="es-ES"/>
+        </w:rPr>
         <w:t xml:space="preserve">“seguridad de cortesía”</w:t>
       </w:r>
       <w:r>
+        <w:rPr>
+          <w:lang w:val="es-ES"/>
+        </w:rPr>
         <w:t xml:space="preserve">, no cifrado (la red sigue abierta salvo que haya PSK/802.1X), y su cumplimiento depende del navegador (los dispositivos IoT no lo abren).</w:t>
       </w:r>
     </w:p>
@@ -504,13 +700,20 @@
         <w:rPr>
           <w:b/>
           <w:bCs/>
+          <w:lang w:val="es-ES"/>
         </w:rPr>
         <w:t xml:space="preserve">Segmentación</w:t>
       </w:r>
       <w:r>
-        <w:t xml:space="preserve"> </w:t>
-      </w:r>
-      <w:r>
+        <w:rPr>
+          <w:lang w:val="es-ES"/>
+        </w:rPr>
+        <w:t xml:space="preserve"> </w:t>
+      </w:r>
+      <w:r>
+        <w:rPr>
+          <w:lang w:val="es-ES"/>
+        </w:rPr>
         <w:t xml:space="preserve">de la unidad: aislar por VLAN los dispositivos no confiables y aplicar ACLs/firewall en el borde de esa VLAN (solo salida a Internet). Complementa con WPA2/WPA3-PSK para cifrar aunque sea mínimamente.</w:t>
       </w:r>
     </w:p>
@@ -521,6 +724,9 @@
         <w:pStyle w:val="Heading2"/>
       </w:pPr>
       <w:r>
+        <w:rPr>
+          <w:lang w:val="es-ES"/>
+        </w:rPr>
         <w:t xml:space="preserve">6. Diagnóstico de un despliegue roto</w:t>
       </w:r>
     </w:p>
@@ -545,41 +751,70 @@
         <w:rPr>
           <w:b/>
           <w:bCs/>
+          <w:lang w:val="es-ES"/>
         </w:rPr>
         <w:t xml:space="preserve">Canales mal asignados:</w:t>
       </w:r>
       <w:r>
-        <w:t xml:space="preserve"> </w:t>
-      </w:r>
-      <w:r>
+        <w:rPr>
+          <w:lang w:val="es-ES"/>
+        </w:rPr>
+        <w:t xml:space="preserve"> </w:t>
+      </w:r>
+      <w:r>
+        <w:rPr>
+          <w:lang w:val="es-ES"/>
+        </w:rPr>
         <w:t xml:space="preserve">1-1-1-6-1-11 apila tres APs vecinos en el canal 1: co-channel interference brutal. 2)</w:t>
       </w:r>
       <w:r>
+        <w:rPr>
+          <w:lang w:val="es-ES"/>
+        </w:rPr>
         <w:t xml:space="preserve"> </w:t>
       </w:r>
       <w:r>
         <w:rPr>
           <w:b/>
           <w:bCs/>
+          <w:lang w:val="es-ES"/>
         </w:rPr>
         <w:t xml:space="preserve">Potencia al máximo en todos:</w:t>
       </w:r>
       <w:r>
-        <w:t xml:space="preserve"> </w:t>
-      </w:r>
-      <w:r>
+        <w:rPr>
+          <w:lang w:val="es-ES"/>
+        </w:rPr>
+        <w:t xml:space="preserve"> </w:t>
+      </w:r>
+      <w:r>
+        <w:rPr>
+          <w:lang w:val="es-ES"/>
+        </w:rPr>
         <w:t xml:space="preserve">celdas enormes que se solapan demasiado; el cliente</w:t>
       </w:r>
       <w:r>
-        <w:t xml:space="preserve"> </w:t>
-      </w:r>
-      <w:r>
+        <w:rPr>
+          <w:lang w:val="es-ES"/>
+        </w:rPr>
+        <w:t xml:space="preserve"> </w:t>
+      </w:r>
+      <w:r>
+        <w:rPr>
+          <w:lang w:val="es-ES"/>
+        </w:rPr>
         <w:t xml:space="preserve">“se casa”</w:t>
       </w:r>
       <w:r>
-        <w:t xml:space="preserve"> </w:t>
-      </w:r>
-      <w:r>
+        <w:rPr>
+          <w:lang w:val="es-ES"/>
+        </w:rPr>
+        <w:t xml:space="preserve"> </w:t>
+      </w:r>
+      <w:r>
+        <w:rPr>
+          <w:lang w:val="es-ES"/>
+        </w:rPr>
         <w:t xml:space="preserve">con un AP lejano en vez de moverse al cercano.</w:t>
       </w:r>
     </w:p>
@@ -591,6 +826,9 @@
         </w:numPr>
       </w:pPr>
       <w:r>
+        <w:rPr>
+          <w:lang w:val="es-ES"/>
+        </w:rPr>
         <w:t xml:space="preserve">Al caminar, el cliente pierde al AP viejo y busca uno nuevo; si las celdas están mal solapadas (o el cliente se empeña en el lejano), el roving tarda: escanea canales, reautentica (con Enterprise, además, 802.1X completo). 20 s es roaming roto, no una microscaída.</w:t>
       </w:r>
     </w:p>
@@ -615,13 +853,20 @@
         <w:rPr>
           <w:b/>
           <w:bCs/>
+          <w:lang w:val="es-ES"/>
         </w:rPr>
         <w:t xml:space="preserve">Bajar potencia</w:t>
       </w:r>
       <w:r>
-        <w:t xml:space="preserve"> </w:t>
-      </w:r>
-      <w:r>
+        <w:rPr>
+          <w:lang w:val="es-ES"/>
+        </w:rPr>
+        <w:t xml:space="preserve"> </w:t>
+      </w:r>
+      <w:r>
+        <w:rPr>
+          <w:lang w:val="es-ES"/>
+        </w:rPr>
         <w:t xml:space="preserve">a un nivel que dé celdas del tamaño adecuado con solape controlado. 2) Replan de canales 1-6-11 alternados (y en 5 GHz, bloques no solapados). 3) Activar las ayudas del controlador: roaming asistido (802.11k/v/r) y balanceo de clientes. 4) En Enterprise, fast roaming (PMKID/FT) para no repetir el 802.1X completo.</w:t>
       </w:r>
     </w:p>
@@ -632,6 +877,9 @@
         <w:pStyle w:val="Heading2"/>
       </w:pPr>
       <w:r>
+        <w:rPr>
+          <w:lang w:val="es-ES"/>
+        </w:rPr>
         <w:t xml:space="preserve">7. Cálculo rápido de throughput</w:t>
       </w:r>
     </w:p>
@@ -643,38 +891,61 @@
         </w:numPr>
       </w:pPr>
       <w:r>
+        <w:rPr>
+          <w:lang w:val="es-ES"/>
+        </w:rPr>
         <w:t xml:space="preserve">El 1200 Mbps es</w:t>
       </w:r>
       <w:r>
+        <w:rPr>
+          <w:lang w:val="es-ES"/>
+        </w:rPr>
         <w:t xml:space="preserve"> </w:t>
       </w:r>
       <w:r>
         <w:rPr>
           <w:b/>
           <w:bCs/>
+          <w:lang w:val="es-ES"/>
         </w:rPr>
         <w:t xml:space="preserve">enlace físico teórico</w:t>
       </w:r>
       <w:r>
-        <w:t xml:space="preserve"> </w:t>
-      </w:r>
-      <w:r>
+        <w:rPr>
+          <w:lang w:val="es-ES"/>
+        </w:rPr>
+        <w:t xml:space="preserve"> </w:t>
+      </w:r>
+      <w:r>
+        <w:rPr>
+          <w:lang w:val="es-ES"/>
+        </w:rPr>
         <w:t xml:space="preserve">(mejor caso, MCS alto, sin reintentos). Real: 30-50% en el mejor caso; y se</w:t>
       </w:r>
       <w:r>
+        <w:rPr>
+          <w:lang w:val="es-ES"/>
+        </w:rPr>
         <w:t xml:space="preserve"> </w:t>
       </w:r>
       <w:r>
         <w:rPr>
           <w:b/>
           <w:bCs/>
+          <w:lang w:val="es-ES"/>
         </w:rPr>
         <w:t xml:space="preserve">comparte</w:t>
       </w:r>
       <w:r>
-        <w:t xml:space="preserve"> </w:t>
-      </w:r>
-      <w:r>
+        <w:rPr>
+          <w:lang w:val="es-ES"/>
+        </w:rPr>
+        <w:t xml:space="preserve"> </w:t>
+      </w:r>
+      <w:r>
+        <w:rPr>
+          <w:lang w:val="es-ES"/>
+        </w:rPr>
         <w:t xml:space="preserve">por tiempo, no se reparte por igual: quien más transmite, más come. 25 alumnos → decenas de Mbps reales por cabeza en hora punta.</w:t>
       </w:r>
     </w:p>
@@ -689,10 +960,14 @@
         <w:rPr>
           <w:b/>
           <w:bCs/>
+          <w:lang w:val="es-ES"/>
         </w:rPr>
         <w:t xml:space="preserve">CSMA/CA</w:t>
       </w:r>
       <w:r>
+        <w:rPr>
+          <w:lang w:val="es-ES"/>
+        </w:rPr>
         <w:t xml:space="preserve">: el medio radio es único y compartido: solo uno transmite a la vez, y cada retransmisión por colisión o mala señal roba tiempo útil a todos.</w:t>
       </w:r>
     </w:p>
@@ -717,29 +992,46 @@
         <w:rPr>
           <w:b/>
           <w:bCs/>
+          <w:lang w:val="es-ES"/>
         </w:rPr>
         <w:t xml:space="preserve">Más APs</w:t>
       </w:r>
       <w:r>
-        <w:t xml:space="preserve"> </w:t>
-      </w:r>
-      <w:r>
+        <w:rPr>
+          <w:lang w:val="es-ES"/>
+        </w:rPr>
+        <w:t xml:space="preserve"> </w:t>
+      </w:r>
+      <w:r>
+        <w:rPr>
+          <w:lang w:val="es-ES"/>
+        </w:rPr>
         <w:t xml:space="preserve">(repartir la carga entre celdas) con canales distintos y potencias contenidas. 2)</w:t>
       </w:r>
       <w:r>
+        <w:rPr>
+          <w:lang w:val="es-ES"/>
+        </w:rPr>
         <w:t xml:space="preserve"> </w:t>
       </w:r>
       <w:r>
         <w:rPr>
           <w:b/>
           <w:bCs/>
+          <w:lang w:val="es-ES"/>
         </w:rPr>
         <w:t xml:space="preserve">Dirigir más carga a 5 GHz</w:t>
       </w:r>
       <w:r>
-        <w:t xml:space="preserve"> </w:t>
-      </w:r>
-      <w:r>
+        <w:rPr>
+          <w:lang w:val="es-ES"/>
+        </w:rPr>
+        <w:t xml:space="preserve"> </w:t>
+      </w:r>
+      <w:r>
+        <w:rPr>
+          <w:lang w:val="es-ES"/>
+        </w:rPr>
         <w:t xml:space="preserve">(band steering): más canales, menos competencia. 3) Si el AP lo soporta, perfiles/limites por cliente para que nadie monopilice.</w:t>
       </w:r>
     </w:p>
@@ -750,6 +1042,9 @@
         <w:pStyle w:val="Heading2"/>
       </w:pPr>
       <w:r>
+        <w:rPr>
+          <w:lang w:val="es-ES"/>
+        </w:rPr>
         <w:t xml:space="preserve">8. Caso integrador con Packet Tracer</w:t>
       </w:r>
     </w:p>
@@ -764,13 +1059,20 @@
         <w:rPr>
           <w:b/>
           <w:bCs/>
+          <w:lang w:val="es-ES"/>
         </w:rPr>
         <w:t xml:space="preserve">Puerto access</w:t>
       </w:r>
       <w:r>
-        <w:t xml:space="preserve"> </w:t>
-      </w:r>
-      <w:r>
+        <w:rPr>
+          <w:lang w:val="es-ES"/>
+        </w:rPr>
+        <w:t xml:space="preserve"> </w:t>
+      </w:r>
+      <w:r>
+        <w:rPr>
+          <w:lang w:val="es-ES"/>
+        </w:rPr>
         <w:t xml:space="preserve">de la VLAN 20: un AP doméstico solo habla una VLAN (su SSID mapea a una subred); no etiqueta 802.1Q. (Un AP enterprise con varios SSIDs sí llevaría trunk.)</w:t>
       </w:r>
     </w:p>
@@ -795,29 +1097,46 @@
         <w:rPr>
           <w:b/>
           <w:bCs/>
+          <w:lang w:val="es-ES"/>
         </w:rPr>
         <w:t xml:space="preserve">DNS del pool DHCP de la VLAN 20</w:t>
       </w:r>
       <w:r>
-        <w:t xml:space="preserve"> </w:t>
-      </w:r>
-      <w:r>
+        <w:rPr>
+          <w:lang w:val="es-ES"/>
+        </w:rPr>
+        <w:t xml:space="preserve"> </w:t>
+      </w:r>
+      <w:r>
+        <w:rPr>
+          <w:lang w:val="es-ES"/>
+        </w:rPr>
         <w:t xml:space="preserve">(¿apunta a un DNS válido?). 2)</w:t>
       </w:r>
       <w:r>
+        <w:rPr>
+          <w:lang w:val="es-ES"/>
+        </w:rPr>
         <w:t xml:space="preserve"> </w:t>
       </w:r>
       <w:r>
         <w:rPr>
           <w:b/>
           <w:bCs/>
+          <w:lang w:val="es-ES"/>
         </w:rPr>
         <w:t xml:space="preserve">Ruta de retorno</w:t>
       </w:r>
       <w:r>
-        <w:t xml:space="preserve"> </w:t>
-      </w:r>
-      <w:r>
+        <w:rPr>
+          <w:lang w:val="es-ES"/>
+        </w:rPr>
+        <w:t xml:space="preserve"> </w:t>
+      </w:r>
+      <w:r>
+        <w:rPr>
+          <w:lang w:val="es-ES"/>
+        </w:rPr>
         <w:t xml:space="preserve">(¿el router sabe volver a 192.168.20.0/24?) o NAT si sale a Internet. Si el ping al 8.8.8.8 funciona y los nombres no, es DNS.</w:t>
       </w:r>
     </w:p>
@@ -832,10 +1151,14 @@
         <w:rPr>
           <w:b/>
           <w:bCs/>
+          <w:lang w:val="es-ES"/>
         </w:rPr>
         <w:t xml:space="preserve">WPA2-Personal (PSK)</w:t>
       </w:r>
       <w:r>
+        <w:rPr>
+          <w:lang w:val="es-ES"/>
+        </w:rPr>
         <w:t xml:space="preserve">: la misma seguridad que en un AP real se llama WPA2-PSK o WPA2-Personal según el fabricante.</w:t>
       </w:r>
     </w:p>
@@ -846,6 +1169,9 @@
         <w:pStyle w:val="Heading2"/>
       </w:pPr>
       <w:r>
+        <w:rPr>
+          <w:lang w:val="es-ES"/>
+        </w:rPr>
         <w:t xml:space="preserve">9. Caso WiFi: oficina con zonas muertas</w:t>
       </w:r>
     </w:p>
@@ -860,6 +1186,7 @@
         <w:rPr>
           <w:b/>
           <w:bCs/>
+          <w:lang w:val="es-ES"/>
         </w:rPr>
         <w:t xml:space="preserve">Causas físicas posibles:</w:t>
       </w:r>
@@ -876,13 +1203,20 @@
         <w:rPr>
           <w:b/>
           <w:bCs/>
+          <w:lang w:val="es-ES"/>
         </w:rPr>
         <w:t xml:space="preserve">Interferencia de vecinos:</w:t>
       </w:r>
       <w:r>
-        <w:t xml:space="preserve"> </w:t>
-      </w:r>
-      <w:r>
+        <w:rPr>
+          <w:lang w:val="es-ES"/>
+        </w:rPr>
+        <w:t xml:space="preserve"> </w:t>
+      </w:r>
+      <w:r>
+        <w:rPr>
+          <w:lang w:val="es-ES"/>
+        </w:rPr>
         <w:t xml:space="preserve">los APs de las oficinas colindantes comparten el canal 1, 6 u 11, y todos se pisan.</w:t>
       </w:r>
     </w:p>
@@ -898,13 +1232,20 @@
         <w:rPr>
           <w:b/>
           <w:bCs/>
+          <w:lang w:val="es-ES"/>
         </w:rPr>
         <w:t xml:space="preserve">Obstrucciones:</w:t>
       </w:r>
       <w:r>
-        <w:t xml:space="preserve"> </w:t>
-      </w:r>
-      <w:r>
+        <w:rPr>
+          <w:lang w:val="es-ES"/>
+        </w:rPr>
+        <w:t xml:space="preserve"> </w:t>
+      </w:r>
+      <w:r>
+        <w:rPr>
+          <w:lang w:val="es-ES"/>
+        </w:rPr>
         <w:t xml:space="preserve">los tabiques de cartón-yeso y el mobiliario atenúan la señal (atenuación).</w:t>
       </w:r>
     </w:p>
@@ -920,13 +1261,20 @@
         <w:rPr>
           <w:b/>
           <w:bCs/>
+          <w:lang w:val="es-ES"/>
         </w:rPr>
         <w:t xml:space="preserve">Cobertura insuficiente:</w:t>
       </w:r>
       <w:r>
-        <w:t xml:space="preserve"> </w:t>
-      </w:r>
-      <w:r>
+        <w:rPr>
+          <w:lang w:val="es-ES"/>
+        </w:rPr>
+        <w:t xml:space="preserve"> </w:t>
+      </w:r>
+      <w:r>
+        <w:rPr>
+          <w:lang w:val="es-ES"/>
+        </w:rPr>
         <w:t xml:space="preserve">un solo AP para 25 puestos reparte un canal compartido entre muchos clientes; las zonas más alejadas quedan al límite.</w:t>
       </w:r>
     </w:p>
@@ -942,13 +1290,20 @@
         <w:rPr>
           <w:b/>
           <w:bCs/>
+          <w:lang w:val="es-ES"/>
         </w:rPr>
         <w:t xml:space="preserve">Canal saturado:</w:t>
       </w:r>
       <w:r>
-        <w:t xml:space="preserve"> </w:t>
-      </w:r>
-      <w:r>
+        <w:rPr>
+          <w:lang w:val="es-ES"/>
+        </w:rPr>
+        <w:t xml:space="preserve"> </w:t>
+      </w:r>
+      <w:r>
+        <w:rPr>
+          <w:lang w:val="es-ES"/>
+        </w:rPr>
         <w:t xml:space="preserve">todos los clientes compiten por el mismo canal, y en horas punta (la tarde) la contienda se dispara.</w:t>
       </w:r>
     </w:p>
@@ -963,13 +1318,20 @@
         <w:rPr>
           <w:b/>
           <w:bCs/>
+          <w:lang w:val="es-ES"/>
         </w:rPr>
         <w:t xml:space="preserve">Herramientas:</w:t>
       </w:r>
       <w:r>
-        <w:t xml:space="preserve"> </w:t>
-      </w:r>
-      <w:r>
+        <w:rPr>
+          <w:lang w:val="es-ES"/>
+        </w:rPr>
+        <w:t xml:space="preserve"> </w:t>
+      </w:r>
+      <w:r>
+        <w:rPr>
+          <w:lang w:val="es-ES"/>
+        </w:rPr>
         <w:t xml:space="preserve">analizador WiFi (para ver canales, señal RSSI y APs vecinos), aplicación de escaneo de red para comprobar número de clientes, y medición de velocidad en distintos puntos de la oficina.</w:t>
       </w:r>
     </w:p>
@@ -984,6 +1346,7 @@
         <w:rPr>
           <w:b/>
           <w:bCs/>
+          <w:lang w:val="es-ES"/>
         </w:rPr>
         <w:t xml:space="preserve">Soluciones ordenadas de más barata a más cara:</w:t>
       </w:r>
@@ -1000,13 +1363,20 @@
         <w:rPr>
           <w:b/>
           <w:bCs/>
+          <w:lang w:val="es-ES"/>
         </w:rPr>
         <w:t xml:space="preserve">Elegir canales no solapados</w:t>
       </w:r>
       <w:r>
-        <w:t xml:space="preserve"> </w:t>
-      </w:r>
-      <w:r>
+        <w:rPr>
+          <w:lang w:val="es-ES"/>
+        </w:rPr>
+        <w:t xml:space="preserve"> </w:t>
+      </w:r>
+      <w:r>
+        <w:rPr>
+          <w:lang w:val="es-ES"/>
+        </w:rPr>
         <w:t xml:space="preserve">(1, 6, 11 en 2,4 GHz) y configurar el AP en 5 GHz (y, si soporta, activar band-steering).</w:t>
       </w:r>
     </w:p>
@@ -1022,13 +1392,20 @@
         <w:rPr>
           <w:b/>
           <w:bCs/>
+          <w:lang w:val="es-ES"/>
         </w:rPr>
         <w:t xml:space="preserve">Reubicar el AP</w:t>
       </w:r>
       <w:r>
-        <w:t xml:space="preserve"> </w:t>
-      </w:r>
-      <w:r>
+        <w:rPr>
+          <w:lang w:val="es-ES"/>
+        </w:rPr>
+        <w:t xml:space="preserve"> </w:t>
+      </w:r>
+      <w:r>
+        <w:rPr>
+          <w:lang w:val="es-ES"/>
+        </w:rPr>
         <w:t xml:space="preserve">en una posición más central o elevado, lejos de metal y fuentes de interferencia.</w:t>
       </w:r>
     </w:p>
@@ -1044,13 +1421,20 @@
         <w:rPr>
           <w:b/>
           <w:bCs/>
+          <w:lang w:val="es-ES"/>
         </w:rPr>
         <w:t xml:space="preserve">Añadir APs adicionales</w:t>
       </w:r>
       <w:r>
-        <w:t xml:space="preserve"> </w:t>
-      </w:r>
-      <w:r>
+        <w:rPr>
+          <w:lang w:val="es-ES"/>
+        </w:rPr>
+        <w:t xml:space="preserve"> </w:t>
+      </w:r>
+      <w:r>
+        <w:rPr>
+          <w:lang w:val="es-ES"/>
+        </w:rPr>
         <w:t xml:space="preserve">(o un mesh) para cubrir las zonas muertas, con canales distintos entre APs adyacentes.</w:t>
       </w:r>
     </w:p>
@@ -1061,6 +1445,9 @@
         <w:pStyle w:val="Heading2"/>
       </w:pPr>
       <w:r>
+        <w:rPr>
+          <w:lang w:val="es-ES"/>
+        </w:rPr>
         <w:t xml:space="preserve">10. 802.3 vs 802.11 en la misma oficina</w:t>
       </w:r>
     </w:p>
@@ -1075,39 +1462,60 @@
         <w:rPr>
           <w:b/>
           <w:bCs/>
+          <w:lang w:val="es-ES"/>
         </w:rPr>
         <w:t xml:space="preserve">Sí, la misma:</w:t>
       </w:r>
       <w:r>
-        <w:t xml:space="preserve"> </w:t>
-      </w:r>
-      <w:r>
+        <w:rPr>
+          <w:lang w:val="es-ES"/>
+        </w:rPr>
+        <w:t xml:space="preserve"> </w:t>
+      </w:r>
+      <w:r>
+        <w:rPr>
+          <w:lang w:val="es-ES"/>
+        </w:rPr>
         <w:t xml:space="preserve">capa 2 (enlace). Cableados usan</w:t>
       </w:r>
       <w:r>
+        <w:rPr>
+          <w:lang w:val="es-ES"/>
+        </w:rPr>
         <w:t xml:space="preserve"> </w:t>
       </w:r>
       <w:r>
         <w:rPr>
           <w:b/>
           <w:bCs/>
+          <w:lang w:val="es-ES"/>
         </w:rPr>
         <w:t xml:space="preserve">IEEE 802.3</w:t>
       </w:r>
       <w:r>
+        <w:rPr>
+          <w:lang w:val="es-ES"/>
+        </w:rPr>
         <w:t xml:space="preserve">; los portátiles,</w:t>
       </w:r>
       <w:r>
+        <w:rPr>
+          <w:lang w:val="es-ES"/>
+        </w:rPr>
         <w:t xml:space="preserve"> </w:t>
       </w:r>
       <w:r>
         <w:rPr>
           <w:b/>
           <w:bCs/>
+          <w:lang w:val="es-ES"/>
         </w:rPr>
         <w:t xml:space="preserve">IEEE 802.11</w:t>
       </w:r>
       <w:r>
+        <w:rPr>
+          <w:lang w:val="es-ES"/>
+        </w:rPr>
         <w:t xml:space="preserve">. Misma función: entregar por MAC en la red local.</w:t>
       </w:r>
     </w:p>
@@ -1142,6 +1550,9 @@
               <w:pStyle w:val="Compact"/>
             </w:pPr>
             <w:r>
+              <w:rPr>
+                <w:lang w:val="es-ES"/>
+              </w:rPr>
               <w:t xml:space="preserve">802.3 (cable)</w:t>
             </w:r>
           </w:p>
@@ -1153,6 +1564,9 @@
               <w:pStyle w:val="Compact"/>
             </w:pPr>
             <w:r>
+              <w:rPr>
+                <w:lang w:val="es-ES"/>
+              </w:rPr>
               <w:t xml:space="preserve">802.11 (aire)</w:t>
             </w:r>
           </w:p>
@@ -1166,6 +1580,9 @@
               <w:pStyle w:val="Compact"/>
             </w:pPr>
             <w:r>
+              <w:rPr>
+                <w:lang w:val="es-ES"/>
+              </w:rPr>
               <w:t xml:space="preserve">MACs en cabecera</w:t>
             </w:r>
           </w:p>
@@ -1177,6 +1594,9 @@
               <w:pStyle w:val="Compact"/>
             </w:pPr>
             <w:r>
+              <w:rPr>
+                <w:lang w:val="es-ES"/>
+              </w:rPr>
               <w:t xml:space="preserve">2 (origen, destino)</w:t>
             </w:r>
           </w:p>
@@ -1188,22 +1608,35 @@
               <w:pStyle w:val="Compact"/>
             </w:pPr>
             <w:r>
+              <w:rPr>
+                <w:lang w:val="es-ES"/>
+              </w:rPr>
               <w:t xml:space="preserve">Hasta</w:t>
             </w:r>
             <w:r>
+              <w:rPr>
+                <w:lang w:val="es-ES"/>
+              </w:rPr>
               <w:t xml:space="preserve"> </w:t>
             </w:r>
             <w:r>
               <w:rPr>
                 <w:b/>
                 <w:bCs/>
+                <w:lang w:val="es-ES"/>
               </w:rPr>
               <w:t xml:space="preserve">4</w:t>
             </w:r>
             <w:r>
+              <w:rPr>
+                <w:lang w:val="es-ES"/>
+              </w:rPr>
               <w:t xml:space="preserve"> </w:t>
             </w:r>
             <w:r>
+              <w:rPr>
+                <w:lang w:val="es-ES"/>
+              </w:rPr>
               <w:t xml:space="preserve">(RA, TA, DA, SA según tipo)</w:t>
             </w:r>
           </w:p>
@@ -1217,6 +1650,9 @@
               <w:pStyle w:val="Compact"/>
             </w:pPr>
             <w:r>
+              <w:rPr>
+                <w:lang w:val="es-ES"/>
+              </w:rPr>
               <w:t xml:space="preserve">Quién monta/envía</w:t>
             </w:r>
           </w:p>
@@ -1228,6 +1664,9 @@
               <w:pStyle w:val="Compact"/>
             </w:pPr>
             <w:r>
+              <w:rPr>
+                <w:lang w:val="es-ES"/>
+              </w:rPr>
               <w:t xml:space="preserve">La NIC / el switch reenvía</w:t>
             </w:r>
           </w:p>
@@ -1239,6 +1678,9 @@
               <w:pStyle w:val="Compact"/>
             </w:pPr>
             <w:r>
+              <w:rPr>
+                <w:lang w:val="es-ES"/>
+              </w:rPr>
               <w:t xml:space="preserve">La NIC WiFi (el AP reenvía); el AP puede cifrar en el borde</w:t>
             </w:r>
           </w:p>
@@ -1252,6 +1694,9 @@
               <w:pStyle w:val="Compact"/>
             </w:pPr>
             <w:r>
+              <w:rPr>
+                <w:lang w:val="es-ES"/>
+              </w:rPr>
               <w:t xml:space="preserve">Medio</w:t>
             </w:r>
           </w:p>
@@ -1263,6 +1708,9 @@
               <w:pStyle w:val="Compact"/>
             </w:pPr>
             <w:r>
+              <w:rPr>
+                <w:lang w:val="es-ES"/>
+              </w:rPr>
               <w:t xml:space="preserve">Enlace punto a punto / dominio de colisión gestionado</w:t>
             </w:r>
           </w:p>
@@ -1274,22 +1722,35 @@
               <w:pStyle w:val="Compact"/>
             </w:pPr>
             <w:r>
+              <w:rPr>
+                <w:lang w:val="es-ES"/>
+              </w:rPr>
               <w:t xml:space="preserve">Canal de radio</w:t>
             </w:r>
             <w:r>
+              <w:rPr>
+                <w:lang w:val="es-ES"/>
+              </w:rPr>
               <w:t xml:space="preserve"> </w:t>
             </w:r>
             <w:r>
               <w:rPr>
                 <w:b/>
                 <w:bCs/>
+                <w:lang w:val="es-ES"/>
               </w:rPr>
               <w:t xml:space="preserve">compartido</w:t>
             </w:r>
             <w:r>
+              <w:rPr>
+                <w:lang w:val="es-ES"/>
+              </w:rPr>
               <w:t xml:space="preserve"> </w:t>
             </w:r>
             <w:r>
+              <w:rPr>
+                <w:lang w:val="es-ES"/>
+              </w:rPr>
               <w:t xml:space="preserve">(CSMA/CA, interferencias, vecinos)</w:t>
             </w:r>
           </w:p>
@@ -1305,31 +1766,53 @@
         </w:numPr>
       </w:pPr>
       <w:r>
+        <w:rPr>
+          <w:lang w:val="es-ES"/>
+        </w:rPr>
         <w:t xml:space="preserve">Porque</w:t>
       </w:r>
       <w:r>
+        <w:rPr>
+          <w:lang w:val="es-ES"/>
+        </w:rPr>
         <w:t xml:space="preserve"> </w:t>
       </w:r>
       <w:r>
         <w:rPr>
           <w:b/>
           <w:bCs/>
+          <w:lang w:val="es-ES"/>
         </w:rPr>
         <w:t xml:space="preserve">arriba de la trama</w:t>
       </w:r>
       <w:r>
-        <w:t xml:space="preserve"> </w:t>
-      </w:r>
-      <w:r>
+        <w:rPr>
+          <w:lang w:val="es-ES"/>
+        </w:rPr>
+        <w:t xml:space="preserve"> </w:t>
+      </w:r>
+      <w:r>
+        <w:rPr>
+          <w:lang w:val="es-ES"/>
+        </w:rPr>
         <w:t xml:space="preserve">IPv4 solo ve</w:t>
       </w:r>
       <w:r>
-        <w:t xml:space="preserve"> </w:t>
-      </w:r>
-      <w:r>
+        <w:rPr>
+          <w:lang w:val="es-ES"/>
+        </w:rPr>
+        <w:t xml:space="preserve"> </w:t>
+      </w:r>
+      <w:r>
+        <w:rPr>
+          <w:lang w:val="es-ES"/>
+        </w:rPr>
         <w:t xml:space="preserve">“entrega local por MAC hecha”</w:t>
       </w:r>
       <w:r>
+        <w:rPr>
+          <w:lang w:val="es-ES"/>
+        </w:rPr>
         <w:t xml:space="preserve">. El estándar 802.x es un detalle de la capa 1–2: la pila de Internet no cambia si el tramo fue cobre, fibra o aire.</w:t>
       </w:r>
     </w:p>

--- a/docx/11-redes-inalambricas/boletin-U11-avanzado-resuelto.docx
+++ b/docx/11-redes-inalambricas/boletin-U11-avanzado-resuelto.docx
@@ -15,9 +15,6 @@
             <w:pStyle w:val="TOCHeading"/>
           </w:pPr>
           <w:r>
-            <w:rPr>
-              <w:lang w:val="es-ES"/>
-            </w:rPr>
             <w:t xml:space="preserve">Table of Contents</w:t>
           </w:r>
         </w:p>
@@ -37,9 +34,6 @@
         <w:pStyle w:val="Heading1"/>
       </w:pPr>
       <w:r>
-        <w:rPr>
-          <w:lang w:val="es-ES"/>
-        </w:rPr>
         <w:t xml:space="preserve">Boletín UD11 — Avanzado (Resuelto)</w:t>
       </w:r>
     </w:p>
@@ -50,9 +44,6 @@
         <w:pStyle w:val="Heading1"/>
       </w:pPr>
       <w:r>
-        <w:rPr>
-          <w:lang w:val="es-ES"/>
-        </w:rPr>
         <w:t xml:space="preserve">✅ Boletín UD11 — Avanzado (Resuelto)</w:t>
       </w:r>
     </w:p>
@@ -69,9 +60,6 @@
         <w:pStyle w:val="Heading2"/>
       </w:pPr>
       <w:r>
-        <w:rPr>
-          <w:lang w:val="es-ES"/>
-        </w:rPr>
         <w:t xml:space="preserve">1. Diseño de cobertura de un instituto</w:t>
       </w:r>
     </w:p>
@@ -86,20 +74,13 @@
         <w:rPr>
           <w:b/>
           <w:bCs/>
-          <w:lang w:val="es-ES"/>
         </w:rPr>
         <w:t xml:space="preserve">Mínimo 6-8 APs</w:t>
       </w:r>
       <w:r>
-        <w:rPr>
-          <w:lang w:val="es-ES"/>
-        </w:rPr>
-        <w:t xml:space="preserve"> </w:t>
-      </w:r>
-      <w:r>
-        <w:rPr>
-          <w:lang w:val="es-ES"/>
-        </w:rPr>
+        <w:t xml:space="preserve"> </w:t>
+      </w:r>
+      <w:r>
         <w:t xml:space="preserve">(2 por planta como mínimo por superficie, más si hay paredes de hormigón): repartidos para solapar celdas ~15-20%. El hormigón armado atenuina mucho: más APs con menos potencia gana a pocos APs a tope.</w:t>
       </w:r>
     </w:p>
@@ -114,46 +95,29 @@
         <w:rPr>
           <w:b/>
           <w:bCs/>
-          <w:lang w:val="es-ES"/>
         </w:rPr>
         <w:t xml:space="preserve">2,4 GHz:</w:t>
       </w:r>
       <w:r>
-        <w:rPr>
-          <w:lang w:val="es-ES"/>
-        </w:rPr>
-        <w:t xml:space="preserve"> </w:t>
-      </w:r>
-      <w:r>
-        <w:rPr>
-          <w:lang w:val="es-ES"/>
-        </w:rPr>
+        <w:t xml:space="preserve"> </w:t>
+      </w:r>
+      <w:r>
         <w:t xml:space="preserve">dispositivos lentos/IoT y compatibilidad; poco ancho de banda útil (3 canales).</w:t>
       </w:r>
       <w:r>
-        <w:rPr>
-          <w:lang w:val="es-ES"/>
-        </w:rPr>
-        <w:t xml:space="preserve"> </w:t>
-      </w:r>
-      <w:r>
-        <w:rPr>
-          <w:b/>
-          <w:bCs/>
-          <w:lang w:val="es-ES"/>
+        <w:t xml:space="preserve"> </w:t>
+      </w:r>
+      <w:r>
+        <w:rPr>
+          <w:b/>
+          <w:bCs/>
         </w:rPr>
         <w:t xml:space="preserve">5 GHz:</w:t>
       </w:r>
       <w:r>
-        <w:rPr>
-          <w:lang w:val="es-ES"/>
-        </w:rPr>
-        <w:t xml:space="preserve"> </w:t>
-      </w:r>
-      <w:r>
-        <w:rPr>
-          <w:lang w:val="es-ES"/>
-        </w:rPr>
+        <w:t xml:space="preserve"> </w:t>
+      </w:r>
+      <w:r>
         <w:t xml:space="preserve">profesores y alumnos con portátiles/móviles modernos: más canales, más velocidad. 6 GHz si el hardware lo permite (WiFi 6E/7).</w:t>
       </w:r>
     </w:p>
@@ -165,61 +129,38 @@
         </w:numPr>
       </w:pPr>
       <w:r>
-        <w:rPr>
-          <w:lang w:val="es-ES"/>
-        </w:rPr>
         <w:t xml:space="preserve">Porque</w:t>
       </w:r>
       <w:r>
-        <w:rPr>
-          <w:lang w:val="es-ES"/>
-        </w:rPr>
-        <w:t xml:space="preserve"> </w:t>
-      </w:r>
-      <w:r>
-        <w:rPr>
-          <w:b/>
-          <w:bCs/>
-          <w:lang w:val="es-ES"/>
+        <w:t xml:space="preserve"> </w:t>
+      </w:r>
+      <w:r>
+        <w:rPr>
+          <w:b/>
+          <w:bCs/>
         </w:rPr>
         <w:t xml:space="preserve">profesores</w:t>
       </w:r>
       <w:r>
-        <w:rPr>
-          <w:lang w:val="es-ES"/>
-        </w:rPr>
-        <w:t xml:space="preserve"> </w:t>
-      </w:r>
-      <w:r>
-        <w:rPr>
-          <w:lang w:val="es-ES"/>
-        </w:rPr>
+        <w:t xml:space="preserve"> </w:t>
+      </w:r>
+      <w:r>
         <w:t xml:space="preserve">requiere autenticación por usuario (Enterprise/RADIUS), trazabilidad y acceso a recursos internos;</w:t>
       </w:r>
       <w:r>
-        <w:rPr>
-          <w:lang w:val="es-ES"/>
-        </w:rPr>
-        <w:t xml:space="preserve"> </w:t>
-      </w:r>
-      <w:r>
-        <w:rPr>
-          <w:b/>
-          <w:bCs/>
-          <w:lang w:val="es-ES"/>
+        <w:t xml:space="preserve"> </w:t>
+      </w:r>
+      <w:r>
+        <w:rPr>
+          <w:b/>
+          <w:bCs/>
         </w:rPr>
         <w:t xml:space="preserve">alumnos</w:t>
       </w:r>
       <w:r>
-        <w:rPr>
-          <w:lang w:val="es-ES"/>
-        </w:rPr>
-        <w:t xml:space="preserve"> </w:t>
-      </w:r>
-      <w:r>
-        <w:rPr>
-          <w:lang w:val="es-ES"/>
-        </w:rPr>
+        <w:t xml:space="preserve"> </w:t>
+      </w:r>
+      <w:r>
         <w:t xml:space="preserve">solo necesita Internet con control de ancho y registro. VLANs distintas aíslan ambos mundos en capa 2 y permiten políticas distintas en capa 3.</w:t>
       </w:r>
     </w:p>
@@ -234,14 +175,10 @@
         <w:rPr>
           <w:b/>
           <w:bCs/>
-          <w:lang w:val="es-ES"/>
         </w:rPr>
         <w:t xml:space="preserve">Interferencia por reutilización de canal (co-channel interference)</w:t>
       </w:r>
       <w:r>
-        <w:rPr>
-          <w:lang w:val="es-ES"/>
-        </w:rPr>
         <w:t xml:space="preserve">: los APs se oyen entre sí, compiten por el medio (CSMA/CA) y el throughput de la zona se divide. Por eso el plan 1-6-11.</w:t>
       </w:r>
     </w:p>
@@ -252,9 +189,6 @@
         <w:pStyle w:val="Heading2"/>
       </w:pPr>
       <w:r>
-        <w:rPr>
-          <w:lang w:val="es-ES"/>
-        </w:rPr>
         <w:t xml:space="preserve">2. El misterio del aula 12</w:t>
       </w:r>
     </w:p>
@@ -266,85 +200,50 @@
         </w:numPr>
       </w:pPr>
       <w:r>
-        <w:rPr>
-          <w:lang w:val="es-ES"/>
-        </w:rPr>
         <w:t xml:space="preserve">La</w:t>
       </w:r>
       <w:r>
-        <w:rPr>
-          <w:lang w:val="es-ES"/>
-        </w:rPr>
-        <w:t xml:space="preserve"> </w:t>
-      </w:r>
-      <w:r>
-        <w:rPr>
-          <w:b/>
-          <w:bCs/>
-          <w:lang w:val="es-ES"/>
+        <w:t xml:space="preserve"> </w:t>
+      </w:r>
+      <w:r>
+        <w:rPr>
+          <w:b/>
+          <w:bCs/>
         </w:rPr>
         <w:t xml:space="preserve">potencia de señal</w:t>
       </w:r>
       <w:r>
-        <w:rPr>
-          <w:lang w:val="es-ES"/>
-        </w:rPr>
-        <w:t xml:space="preserve"> </w:t>
-      </w:r>
-      <w:r>
-        <w:rPr>
-          <w:lang w:val="es-ES"/>
-        </w:rPr>
+        <w:t xml:space="preserve"> </w:t>
+      </w:r>
+      <w:r>
         <w:t xml:space="preserve">(RSSI) mide cuánto llega; la</w:t>
       </w:r>
       <w:r>
-        <w:rPr>
-          <w:lang w:val="es-ES"/>
-        </w:rPr>
-        <w:t xml:space="preserve"> </w:t>
-      </w:r>
-      <w:r>
-        <w:rPr>
-          <w:b/>
-          <w:bCs/>
-          <w:lang w:val="es-ES"/>
+        <w:t xml:space="preserve"> </w:t>
+      </w:r>
+      <w:r>
+        <w:rPr>
+          <w:b/>
+          <w:bCs/>
         </w:rPr>
         <w:t xml:space="preserve">calidad</w:t>
       </w:r>
       <w:r>
-        <w:rPr>
-          <w:lang w:val="es-ES"/>
-        </w:rPr>
-        <w:t xml:space="preserve"> </w:t>
-      </w:r>
-      <w:r>
-        <w:rPr>
-          <w:lang w:val="es-ES"/>
-        </w:rPr>
+        <w:t xml:space="preserve"> </w:t>
+      </w:r>
+      <w:r>
         <w:t xml:space="preserve">(SNR y reutilización de canal) mide cuánto ruido/competencia hay. Puedes</w:t>
       </w:r>
       <w:r>
-        <w:rPr>
-          <w:lang w:val="es-ES"/>
-        </w:rPr>
-        <w:t xml:space="preserve"> </w:t>
-      </w:r>
-      <w:r>
-        <w:rPr>
-          <w:lang w:val="es-ES"/>
-        </w:rPr>
+        <w:t xml:space="preserve"> </w:t>
+      </w:r>
+      <w:r>
         <w:t xml:space="preserve">“oír”</w:t>
       </w:r>
       <w:r>
-        <w:rPr>
-          <w:lang w:val="es-ES"/>
-        </w:rPr>
-        <w:t xml:space="preserve"> </w:t>
-      </w:r>
-      <w:r>
-        <w:rPr>
-          <w:lang w:val="es-ES"/>
-        </w:rPr>
+        <w:t xml:space="preserve"> </w:t>
+      </w:r>
+      <w:r>
         <w:t xml:space="preserve">el AP perfectamente y aun así perder paquetes por interferencias.</w:t>
       </w:r>
     </w:p>
@@ -366,9 +265,6 @@
         </w:numPr>
       </w:pPr>
       <w:r>
-        <w:rPr>
-          <w:lang w:val="es-ES"/>
-        </w:rPr>
         <w:t xml:space="preserve">Vecinos u otros APs en el mismo canal (co-channel); 2) microondas, videoporteros, Bluetooth u otros emisores de 2,4 GHz; 3) reflexiones multipath por paredes/metal que ensucian la señal (o hidden node).</w:t>
       </w:r>
     </w:p>
@@ -380,9 +276,6 @@
         </w:numPr>
       </w:pPr>
       <w:r>
-        <w:rPr>
-          <w:lang w:val="es-ES"/>
-        </w:rPr>
         <w:t xml:space="preserve">Analizador WiFi (inSSIDer, WiFi Analyzer, Acrylic): mira SNR, canal ocupado por otros BSSIDs y utilisation. En el controlador: estadísticas de retransmisiones y de errores CRC del AP.</w:t>
       </w:r>
     </w:p>
@@ -393,9 +286,6 @@
         <w:pStyle w:val="Heading2"/>
       </w:pPr>
       <w:r>
-        <w:rPr>
-          <w:lang w:val="es-ES"/>
-        </w:rPr>
         <w:t xml:space="preserve">3. Plan de canales 5 GHz</w:t>
       </w:r>
     </w:p>
@@ -407,9 +297,6 @@
         </w:numPr>
       </w:pPr>
       <w:r>
-        <w:rPr>
-          <w:lang w:val="es-ES"/>
-        </w:rPr>
         <w:t xml:space="preserve">Ejemplo: AP1 → 36, AP2 → 44, AP3 → 52, AP4 → 60 (separación de 4 números × 20 MHz; solape nulo). Si son APs con 80 MHz: 36, 52, 100, 116 (bloques no solapados).</w:t>
       </w:r>
     </w:p>
@@ -421,35 +308,22 @@
         </w:numPr>
       </w:pPr>
       <w:r>
-        <w:rPr>
-          <w:lang w:val="es-ES"/>
-        </w:rPr>
         <w:t xml:space="preserve">Con 40/80 MHz</w:t>
       </w:r>
       <w:r>
-        <w:rPr>
-          <w:lang w:val="es-ES"/>
-        </w:rPr>
-        <w:t xml:space="preserve"> </w:t>
-      </w:r>
-      <w:r>
-        <w:rPr>
-          <w:b/>
-          <w:bCs/>
-          <w:lang w:val="es-ES"/>
+        <w:t xml:space="preserve"> </w:t>
+      </w:r>
+      <w:r>
+        <w:rPr>
+          <w:b/>
+          <w:bCs/>
         </w:rPr>
         <w:t xml:space="preserve">dobles/cuadruplicas el ancho</w:t>
       </w:r>
       <w:r>
-        <w:rPr>
-          <w:lang w:val="es-ES"/>
-        </w:rPr>
-        <w:t xml:space="preserve"> </w:t>
-      </w:r>
-      <w:r>
-        <w:rPr>
-          <w:lang w:val="es-ES"/>
-        </w:rPr>
+        <w:t xml:space="preserve"> </w:t>
+      </w:r>
+      <w:r>
         <w:t xml:space="preserve">del canal → más throughput pico. Riesgo: consumes varios canales de 20, chocas con vecinos y en 2,4 GHz es directamente una mala idea (solo hay 3).</w:t>
       </w:r>
     </w:p>
@@ -464,20 +338,13 @@
         <w:rPr>
           <w:b/>
           <w:bCs/>
-          <w:lang w:val="es-ES"/>
         </w:rPr>
         <w:t xml:space="preserve">DFS</w:t>
       </w:r>
       <w:r>
-        <w:rPr>
-          <w:lang w:val="es-ES"/>
-        </w:rPr>
-        <w:t xml:space="preserve"> </w:t>
-      </w:r>
-      <w:r>
-        <w:rPr>
-          <w:lang w:val="es-ES"/>
-        </w:rPr>
+        <w:t xml:space="preserve"> </w:t>
+      </w:r>
+      <w:r>
         <w:t xml:space="preserve">(Dynamic Frequency Selection): canales compartidos con radares (meteorológicos/militares). El AP debe despejar el canal si detecta radar: salta de canal y provoca microcortes de clientes. Riesgo: inestabilidad en zonas con radares activos.</w:t>
       </w:r>
     </w:p>
@@ -488,9 +355,6 @@
         <w:pStyle w:val="Heading2"/>
       </w:pPr>
       <w:r>
-        <w:rPr>
-          <w:lang w:val="es-ES"/>
-        </w:rPr>
         <w:t xml:space="preserve">4. WPA3 y el handshake</w:t>
       </w:r>
     </w:p>
@@ -502,55 +366,35 @@
         </w:numPr>
       </w:pPr>
       <w:r>
-        <w:rPr>
-          <w:lang w:val="es-ES"/>
-        </w:rPr>
         <w:t xml:space="preserve">Con WPA2-PSK, un atacante que captura el 4-way handshake puede probar contraseñas</w:t>
       </w:r>
       <w:r>
-        <w:rPr>
-          <w:lang w:val="es-ES"/>
-        </w:rPr>
-        <w:t xml:space="preserve"> </w:t>
-      </w:r>
-      <w:r>
-        <w:rPr>
-          <w:b/>
-          <w:bCs/>
-          <w:lang w:val="es-ES"/>
+        <w:t xml:space="preserve"> </w:t>
+      </w:r>
+      <w:r>
+        <w:rPr>
+          <w:b/>
+          <w:bCs/>
         </w:rPr>
         <w:t xml:space="preserve">offline</w:t>
       </w:r>
       <w:r>
-        <w:rPr>
-          <w:lang w:val="es-ES"/>
-        </w:rPr>
-        <w:t xml:space="preserve"> </w:t>
-      </w:r>
-      <w:r>
-        <w:rPr>
-          <w:lang w:val="es-ES"/>
-        </w:rPr>
+        <w:t xml:space="preserve"> </w:t>
+      </w:r>
+      <w:r>
         <w:t xml:space="preserve">(millones/segundo). Con</w:t>
       </w:r>
       <w:r>
-        <w:rPr>
-          <w:lang w:val="es-ES"/>
-        </w:rPr>
-        <w:t xml:space="preserve"> </w:t>
-      </w:r>
-      <w:r>
-        <w:rPr>
-          <w:b/>
-          <w:bCs/>
-          <w:lang w:val="es-ES"/>
+        <w:t xml:space="preserve"> </w:t>
+      </w:r>
+      <w:r>
+        <w:rPr>
+          <w:b/>
+          <w:bCs/>
         </w:rPr>
         <w:t xml:space="preserve">SAE</w:t>
       </w:r>
       <w:r>
-        <w:rPr>
-          <w:lang w:val="es-ES"/>
-        </w:rPr>
         <w:t xml:space="preserve">, la negociación es resistente a ataques offline: cada intento cuesta interacción real con el AP.</w:t>
       </w:r>
     </w:p>
@@ -562,9 +406,6 @@
         </w:numPr>
       </w:pPr>
       <w:r>
-        <w:rPr>
-          <w:lang w:val="es-ES"/>
-        </w:rPr>
         <w:t xml:space="preserve">Que el AP acepta WPA2 y WPA3 a la vez: los equipos viejos entran por WPA2 y los modernos por WPA3. Tiene sentido durante la transición del parque de dispositivos; en cuanto el parque lo permita, mejor WPA3 puro.</w:t>
       </w:r>
     </w:p>
@@ -586,33 +427,18 @@
         </w:numPr>
       </w:pPr>
       <w:r>
-        <w:rPr>
-          <w:lang w:val="es-ES"/>
-        </w:rPr>
         <w:t xml:space="preserve">El SSID</w:t>
       </w:r>
       <w:r>
-        <w:rPr>
-          <w:lang w:val="es-ES"/>
-        </w:rPr>
-        <w:t xml:space="preserve"> </w:t>
-      </w:r>
-      <w:r>
-        <w:rPr>
-          <w:lang w:val="es-ES"/>
-        </w:rPr>
+        <w:t xml:space="preserve"> </w:t>
+      </w:r>
+      <w:r>
         <w:t xml:space="preserve">“oculto”</w:t>
       </w:r>
       <w:r>
-        <w:rPr>
-          <w:lang w:val="es-ES"/>
-        </w:rPr>
-        <w:t xml:space="preserve"> </w:t>
-      </w:r>
-      <w:r>
-        <w:rPr>
-          <w:lang w:val="es-ES"/>
-        </w:rPr>
+        <w:t xml:space="preserve"> </w:t>
+      </w:r>
+      <w:r>
         <w:t xml:space="preserve">viaja en claro en las tramas de gestión: cualquier analizador lo ve (y además empeora el roaming de los clientes, que gritan por la red buscando el SSID). 2) El filtrado MAC se falsifica en 10 segundos: la MAC viaja en claro y se puede suplantar. Ninguno de los dos autentica a nadie: usa WPA2/WPA3.</w:t>
       </w:r>
     </w:p>
@@ -623,9 +449,6 @@
         <w:pStyle w:val="Heading2"/>
       </w:pPr>
       <w:r>
-        <w:rPr>
-          <w:lang w:val="es-ES"/>
-        </w:rPr>
         <w:t xml:space="preserve">5. Portal cautivo y VLANs</w:t>
       </w:r>
     </w:p>
@@ -640,20 +463,13 @@
         <w:rPr>
           <w:b/>
           <w:bCs/>
-          <w:lang w:val="es-ES"/>
         </w:rPr>
         <w:t xml:space="preserve">VLAN de invitados propia</w:t>
       </w:r>
       <w:r>
-        <w:rPr>
-          <w:lang w:val="es-ES"/>
-        </w:rPr>
-        <w:t xml:space="preserve"> </w:t>
-      </w:r>
-      <w:r>
-        <w:rPr>
-          <w:lang w:val="es-ES"/>
-        </w:rPr>
+        <w:t xml:space="preserve"> </w:t>
+      </w:r>
+      <w:r>
         <w:t xml:space="preserve">(p. ej. VLAN 99), separada en capa 2 de docentes/alumnos y con su propia subred. Los broadcasts y el tráfico de invitados nunca tocan la red interna.</w:t>
       </w:r>
     </w:p>
@@ -665,27 +481,15 @@
         </w:numPr>
       </w:pPr>
       <w:r>
-        <w:rPr>
-          <w:lang w:val="es-ES"/>
-        </w:rPr>
         <w:t xml:space="preserve">Página web que exige aceptar condiciones (y a veces credenciales o un código) antes de dejar pasar tráfico. Limitaciones: es</w:t>
       </w:r>
       <w:r>
-        <w:rPr>
-          <w:lang w:val="es-ES"/>
-        </w:rPr>
-        <w:t xml:space="preserve"> </w:t>
-      </w:r>
-      <w:r>
-        <w:rPr>
-          <w:lang w:val="es-ES"/>
-        </w:rPr>
+        <w:t xml:space="preserve"> </w:t>
+      </w:r>
+      <w:r>
         <w:t xml:space="preserve">“seguridad de cortesía”</w:t>
       </w:r>
       <w:r>
-        <w:rPr>
-          <w:lang w:val="es-ES"/>
-        </w:rPr>
         <w:t xml:space="preserve">, no cifrado (la red sigue abierta salvo que haya PSK/802.1X), y su cumplimiento depende del navegador (los dispositivos IoT no lo abren).</w:t>
       </w:r>
     </w:p>
@@ -700,20 +504,13 @@
         <w:rPr>
           <w:b/>
           <w:bCs/>
-          <w:lang w:val="es-ES"/>
         </w:rPr>
         <w:t xml:space="preserve">Segmentación</w:t>
       </w:r>
       <w:r>
-        <w:rPr>
-          <w:lang w:val="es-ES"/>
-        </w:rPr>
-        <w:t xml:space="preserve"> </w:t>
-      </w:r>
-      <w:r>
-        <w:rPr>
-          <w:lang w:val="es-ES"/>
-        </w:rPr>
+        <w:t xml:space="preserve"> </w:t>
+      </w:r>
+      <w:r>
         <w:t xml:space="preserve">de la unidad: aislar por VLAN los dispositivos no confiables y aplicar ACLs/firewall en el borde de esa VLAN (solo salida a Internet). Complementa con WPA2/WPA3-PSK para cifrar aunque sea mínimamente.</w:t>
       </w:r>
     </w:p>
@@ -724,9 +521,6 @@
         <w:pStyle w:val="Heading2"/>
       </w:pPr>
       <w:r>
-        <w:rPr>
-          <w:lang w:val="es-ES"/>
-        </w:rPr>
         <w:t xml:space="preserve">6. Diagnóstico de un despliegue roto</w:t>
       </w:r>
     </w:p>
@@ -751,70 +545,41 @@
         <w:rPr>
           <w:b/>
           <w:bCs/>
-          <w:lang w:val="es-ES"/>
         </w:rPr>
         <w:t xml:space="preserve">Canales mal asignados:</w:t>
       </w:r>
       <w:r>
-        <w:rPr>
-          <w:lang w:val="es-ES"/>
-        </w:rPr>
-        <w:t xml:space="preserve"> </w:t>
-      </w:r>
-      <w:r>
-        <w:rPr>
-          <w:lang w:val="es-ES"/>
-        </w:rPr>
+        <w:t xml:space="preserve"> </w:t>
+      </w:r>
+      <w:r>
         <w:t xml:space="preserve">1-1-1-6-1-11 apila tres APs vecinos en el canal 1: co-channel interference brutal. 2)</w:t>
       </w:r>
       <w:r>
-        <w:rPr>
-          <w:lang w:val="es-ES"/>
-        </w:rPr>
-        <w:t xml:space="preserve"> </w:t>
-      </w:r>
-      <w:r>
-        <w:rPr>
-          <w:b/>
-          <w:bCs/>
-          <w:lang w:val="es-ES"/>
+        <w:t xml:space="preserve"> </w:t>
+      </w:r>
+      <w:r>
+        <w:rPr>
+          <w:b/>
+          <w:bCs/>
         </w:rPr>
         <w:t xml:space="preserve">Potencia al máximo en todos:</w:t>
       </w:r>
       <w:r>
-        <w:rPr>
-          <w:lang w:val="es-ES"/>
-        </w:rPr>
-        <w:t xml:space="preserve"> </w:t>
-      </w:r>
-      <w:r>
-        <w:rPr>
-          <w:lang w:val="es-ES"/>
-        </w:rPr>
+        <w:t xml:space="preserve"> </w:t>
+      </w:r>
+      <w:r>
         <w:t xml:space="preserve">celdas enormes que se solapan demasiado; el cliente</w:t>
       </w:r>
       <w:r>
-        <w:rPr>
-          <w:lang w:val="es-ES"/>
-        </w:rPr>
-        <w:t xml:space="preserve"> </w:t>
-      </w:r>
-      <w:r>
-        <w:rPr>
-          <w:lang w:val="es-ES"/>
-        </w:rPr>
+        <w:t xml:space="preserve"> </w:t>
+      </w:r>
+      <w:r>
         <w:t xml:space="preserve">“se casa”</w:t>
       </w:r>
       <w:r>
-        <w:rPr>
-          <w:lang w:val="es-ES"/>
-        </w:rPr>
-        <w:t xml:space="preserve"> </w:t>
-      </w:r>
-      <w:r>
-        <w:rPr>
-          <w:lang w:val="es-ES"/>
-        </w:rPr>
+        <w:t xml:space="preserve"> </w:t>
+      </w:r>
+      <w:r>
         <w:t xml:space="preserve">con un AP lejano en vez de moverse al cercano.</w:t>
       </w:r>
     </w:p>
@@ -826,9 +591,6 @@
         </w:numPr>
       </w:pPr>
       <w:r>
-        <w:rPr>
-          <w:lang w:val="es-ES"/>
-        </w:rPr>
         <w:t xml:space="preserve">Al caminar, el cliente pierde al AP viejo y busca uno nuevo; si las celdas están mal solapadas (o el cliente se empeña en el lejano), el roving tarda: escanea canales, reautentica (con Enterprise, además, 802.1X completo). 20 s es roaming roto, no una microscaída.</w:t>
       </w:r>
     </w:p>
@@ -853,20 +615,13 @@
         <w:rPr>
           <w:b/>
           <w:bCs/>
-          <w:lang w:val="es-ES"/>
         </w:rPr>
         <w:t xml:space="preserve">Bajar potencia</w:t>
       </w:r>
       <w:r>
-        <w:rPr>
-          <w:lang w:val="es-ES"/>
-        </w:rPr>
-        <w:t xml:space="preserve"> </w:t>
-      </w:r>
-      <w:r>
-        <w:rPr>
-          <w:lang w:val="es-ES"/>
-        </w:rPr>
+        <w:t xml:space="preserve"> </w:t>
+      </w:r>
+      <w:r>
         <w:t xml:space="preserve">a un nivel que dé celdas del tamaño adecuado con solape controlado. 2) Replan de canales 1-6-11 alternados (y en 5 GHz, bloques no solapados). 3) Activar las ayudas del controlador: roaming asistido (802.11k/v/r) y balanceo de clientes. 4) En Enterprise, fast roaming (PMKID/FT) para no repetir el 802.1X completo.</w:t>
       </w:r>
     </w:p>
@@ -877,9 +632,6 @@
         <w:pStyle w:val="Heading2"/>
       </w:pPr>
       <w:r>
-        <w:rPr>
-          <w:lang w:val="es-ES"/>
-        </w:rPr>
         <w:t xml:space="preserve">7. Cálculo rápido de throughput</w:t>
       </w:r>
     </w:p>
@@ -891,61 +643,38 @@
         </w:numPr>
       </w:pPr>
       <w:r>
-        <w:rPr>
-          <w:lang w:val="es-ES"/>
-        </w:rPr>
         <w:t xml:space="preserve">El 1200 Mbps es</w:t>
       </w:r>
       <w:r>
-        <w:rPr>
-          <w:lang w:val="es-ES"/>
-        </w:rPr>
-        <w:t xml:space="preserve"> </w:t>
-      </w:r>
-      <w:r>
-        <w:rPr>
-          <w:b/>
-          <w:bCs/>
-          <w:lang w:val="es-ES"/>
+        <w:t xml:space="preserve"> </w:t>
+      </w:r>
+      <w:r>
+        <w:rPr>
+          <w:b/>
+          <w:bCs/>
         </w:rPr>
         <w:t xml:space="preserve">enlace físico teórico</w:t>
       </w:r>
       <w:r>
-        <w:rPr>
-          <w:lang w:val="es-ES"/>
-        </w:rPr>
-        <w:t xml:space="preserve"> </w:t>
-      </w:r>
-      <w:r>
-        <w:rPr>
-          <w:lang w:val="es-ES"/>
-        </w:rPr>
+        <w:t xml:space="preserve"> </w:t>
+      </w:r>
+      <w:r>
         <w:t xml:space="preserve">(mejor caso, MCS alto, sin reintentos). Real: 30-50% en el mejor caso; y se</w:t>
       </w:r>
       <w:r>
-        <w:rPr>
-          <w:lang w:val="es-ES"/>
-        </w:rPr>
-        <w:t xml:space="preserve"> </w:t>
-      </w:r>
-      <w:r>
-        <w:rPr>
-          <w:b/>
-          <w:bCs/>
-          <w:lang w:val="es-ES"/>
+        <w:t xml:space="preserve"> </w:t>
+      </w:r>
+      <w:r>
+        <w:rPr>
+          <w:b/>
+          <w:bCs/>
         </w:rPr>
         <w:t xml:space="preserve">comparte</w:t>
       </w:r>
       <w:r>
-        <w:rPr>
-          <w:lang w:val="es-ES"/>
-        </w:rPr>
-        <w:t xml:space="preserve"> </w:t>
-      </w:r>
-      <w:r>
-        <w:rPr>
-          <w:lang w:val="es-ES"/>
-        </w:rPr>
+        <w:t xml:space="preserve"> </w:t>
+      </w:r>
+      <w:r>
         <w:t xml:space="preserve">por tiempo, no se reparte por igual: quien más transmite, más come. 25 alumnos → decenas de Mbps reales por cabeza en hora punta.</w:t>
       </w:r>
     </w:p>
@@ -960,14 +689,10 @@
         <w:rPr>
           <w:b/>
           <w:bCs/>
-          <w:lang w:val="es-ES"/>
         </w:rPr>
         <w:t xml:space="preserve">CSMA/CA</w:t>
       </w:r>
       <w:r>
-        <w:rPr>
-          <w:lang w:val="es-ES"/>
-        </w:rPr>
         <w:t xml:space="preserve">: el medio radio es único y compartido: solo uno transmite a la vez, y cada retransmisión por colisión o mala señal roba tiempo útil a todos.</w:t>
       </w:r>
     </w:p>
@@ -992,46 +717,29 @@
         <w:rPr>
           <w:b/>
           <w:bCs/>
-          <w:lang w:val="es-ES"/>
         </w:rPr>
         <w:t xml:space="preserve">Más APs</w:t>
       </w:r>
       <w:r>
-        <w:rPr>
-          <w:lang w:val="es-ES"/>
-        </w:rPr>
-        <w:t xml:space="preserve"> </w:t>
-      </w:r>
-      <w:r>
-        <w:rPr>
-          <w:lang w:val="es-ES"/>
-        </w:rPr>
+        <w:t xml:space="preserve"> </w:t>
+      </w:r>
+      <w:r>
         <w:t xml:space="preserve">(repartir la carga entre celdas) con canales distintos y potencias contenidas. 2)</w:t>
       </w:r>
       <w:r>
-        <w:rPr>
-          <w:lang w:val="es-ES"/>
-        </w:rPr>
-        <w:t xml:space="preserve"> </w:t>
-      </w:r>
-      <w:r>
-        <w:rPr>
-          <w:b/>
-          <w:bCs/>
-          <w:lang w:val="es-ES"/>
+        <w:t xml:space="preserve"> </w:t>
+      </w:r>
+      <w:r>
+        <w:rPr>
+          <w:b/>
+          <w:bCs/>
         </w:rPr>
         <w:t xml:space="preserve">Dirigir más carga a 5 GHz</w:t>
       </w:r>
       <w:r>
-        <w:rPr>
-          <w:lang w:val="es-ES"/>
-        </w:rPr>
-        <w:t xml:space="preserve"> </w:t>
-      </w:r>
-      <w:r>
-        <w:rPr>
-          <w:lang w:val="es-ES"/>
-        </w:rPr>
+        <w:t xml:space="preserve"> </w:t>
+      </w:r>
+      <w:r>
         <w:t xml:space="preserve">(band steering): más canales, menos competencia. 3) Si el AP lo soporta, perfiles/limites por cliente para que nadie monopilice.</w:t>
       </w:r>
     </w:p>
@@ -1042,9 +750,6 @@
         <w:pStyle w:val="Heading2"/>
       </w:pPr>
       <w:r>
-        <w:rPr>
-          <w:lang w:val="es-ES"/>
-        </w:rPr>
         <w:t xml:space="preserve">8. Caso integrador con Packet Tracer</w:t>
       </w:r>
     </w:p>
@@ -1059,20 +764,13 @@
         <w:rPr>
           <w:b/>
           <w:bCs/>
-          <w:lang w:val="es-ES"/>
         </w:rPr>
         <w:t xml:space="preserve">Puerto access</w:t>
       </w:r>
       <w:r>
-        <w:rPr>
-          <w:lang w:val="es-ES"/>
-        </w:rPr>
-        <w:t xml:space="preserve"> </w:t>
-      </w:r>
-      <w:r>
-        <w:rPr>
-          <w:lang w:val="es-ES"/>
-        </w:rPr>
+        <w:t xml:space="preserve"> </w:t>
+      </w:r>
+      <w:r>
         <w:t xml:space="preserve">de la VLAN 20: un AP doméstico solo habla una VLAN (su SSID mapea a una subred); no etiqueta 802.1Q. (Un AP enterprise con varios SSIDs sí llevaría trunk.)</w:t>
       </w:r>
     </w:p>
@@ -1097,46 +795,29 @@
         <w:rPr>
           <w:b/>
           <w:bCs/>
-          <w:lang w:val="es-ES"/>
         </w:rPr>
         <w:t xml:space="preserve">DNS del pool DHCP de la VLAN 20</w:t>
       </w:r>
       <w:r>
-        <w:rPr>
-          <w:lang w:val="es-ES"/>
-        </w:rPr>
-        <w:t xml:space="preserve"> </w:t>
-      </w:r>
-      <w:r>
-        <w:rPr>
-          <w:lang w:val="es-ES"/>
-        </w:rPr>
+        <w:t xml:space="preserve"> </w:t>
+      </w:r>
+      <w:r>
         <w:t xml:space="preserve">(¿apunta a un DNS válido?). 2)</w:t>
       </w:r>
       <w:r>
-        <w:rPr>
-          <w:lang w:val="es-ES"/>
-        </w:rPr>
-        <w:t xml:space="preserve"> </w:t>
-      </w:r>
-      <w:r>
-        <w:rPr>
-          <w:b/>
-          <w:bCs/>
-          <w:lang w:val="es-ES"/>
+        <w:t xml:space="preserve"> </w:t>
+      </w:r>
+      <w:r>
+        <w:rPr>
+          <w:b/>
+          <w:bCs/>
         </w:rPr>
         <w:t xml:space="preserve">Ruta de retorno</w:t>
       </w:r>
       <w:r>
-        <w:rPr>
-          <w:lang w:val="es-ES"/>
-        </w:rPr>
-        <w:t xml:space="preserve"> </w:t>
-      </w:r>
-      <w:r>
-        <w:rPr>
-          <w:lang w:val="es-ES"/>
-        </w:rPr>
+        <w:t xml:space="preserve"> </w:t>
+      </w:r>
+      <w:r>
         <w:t xml:space="preserve">(¿el router sabe volver a 192.168.20.0/24?) o NAT si sale a Internet. Si el ping al 8.8.8.8 funciona y los nombres no, es DNS.</w:t>
       </w:r>
     </w:p>
@@ -1151,14 +832,10 @@
         <w:rPr>
           <w:b/>
           <w:bCs/>
-          <w:lang w:val="es-ES"/>
         </w:rPr>
         <w:t xml:space="preserve">WPA2-Personal (PSK)</w:t>
       </w:r>
       <w:r>
-        <w:rPr>
-          <w:lang w:val="es-ES"/>
-        </w:rPr>
         <w:t xml:space="preserve">: la misma seguridad que en un AP real se llama WPA2-PSK o WPA2-Personal según el fabricante.</w:t>
       </w:r>
     </w:p>
@@ -1169,9 +846,6 @@
         <w:pStyle w:val="Heading2"/>
       </w:pPr>
       <w:r>
-        <w:rPr>
-          <w:lang w:val="es-ES"/>
-        </w:rPr>
         <w:t xml:space="preserve">9. Caso WiFi: oficina con zonas muertas</w:t>
       </w:r>
     </w:p>
@@ -1186,7 +860,6 @@
         <w:rPr>
           <w:b/>
           <w:bCs/>
-          <w:lang w:val="es-ES"/>
         </w:rPr>
         <w:t xml:space="preserve">Causas físicas posibles:</w:t>
       </w:r>
@@ -1203,20 +876,13 @@
         <w:rPr>
           <w:b/>
           <w:bCs/>
-          <w:lang w:val="es-ES"/>
         </w:rPr>
         <w:t xml:space="preserve">Interferencia de vecinos:</w:t>
       </w:r>
       <w:r>
-        <w:rPr>
-          <w:lang w:val="es-ES"/>
-        </w:rPr>
-        <w:t xml:space="preserve"> </w:t>
-      </w:r>
-      <w:r>
-        <w:rPr>
-          <w:lang w:val="es-ES"/>
-        </w:rPr>
+        <w:t xml:space="preserve"> </w:t>
+      </w:r>
+      <w:r>
         <w:t xml:space="preserve">los APs de las oficinas colindantes comparten el canal 1, 6 u 11, y todos se pisan.</w:t>
       </w:r>
     </w:p>
@@ -1232,20 +898,13 @@
         <w:rPr>
           <w:b/>
           <w:bCs/>
-          <w:lang w:val="es-ES"/>
         </w:rPr>
         <w:t xml:space="preserve">Obstrucciones:</w:t>
       </w:r>
       <w:r>
-        <w:rPr>
-          <w:lang w:val="es-ES"/>
-        </w:rPr>
-        <w:t xml:space="preserve"> </w:t>
-      </w:r>
-      <w:r>
-        <w:rPr>
-          <w:lang w:val="es-ES"/>
-        </w:rPr>
+        <w:t xml:space="preserve"> </w:t>
+      </w:r>
+      <w:r>
         <w:t xml:space="preserve">los tabiques de cartón-yeso y el mobiliario atenúan la señal (atenuación).</w:t>
       </w:r>
     </w:p>
@@ -1261,20 +920,13 @@
         <w:rPr>
           <w:b/>
           <w:bCs/>
-          <w:lang w:val="es-ES"/>
         </w:rPr>
         <w:t xml:space="preserve">Cobertura insuficiente:</w:t>
       </w:r>
       <w:r>
-        <w:rPr>
-          <w:lang w:val="es-ES"/>
-        </w:rPr>
-        <w:t xml:space="preserve"> </w:t>
-      </w:r>
-      <w:r>
-        <w:rPr>
-          <w:lang w:val="es-ES"/>
-        </w:rPr>
+        <w:t xml:space="preserve"> </w:t>
+      </w:r>
+      <w:r>
         <w:t xml:space="preserve">un solo AP para 25 puestos reparte un canal compartido entre muchos clientes; las zonas más alejadas quedan al límite.</w:t>
       </w:r>
     </w:p>
@@ -1290,20 +942,13 @@
         <w:rPr>
           <w:b/>
           <w:bCs/>
-          <w:lang w:val="es-ES"/>
         </w:rPr>
         <w:t xml:space="preserve">Canal saturado:</w:t>
       </w:r>
       <w:r>
-        <w:rPr>
-          <w:lang w:val="es-ES"/>
-        </w:rPr>
-        <w:t xml:space="preserve"> </w:t>
-      </w:r>
-      <w:r>
-        <w:rPr>
-          <w:lang w:val="es-ES"/>
-        </w:rPr>
+        <w:t xml:space="preserve"> </w:t>
+      </w:r>
+      <w:r>
         <w:t xml:space="preserve">todos los clientes compiten por el mismo canal, y en horas punta (la tarde) la contienda se dispara.</w:t>
       </w:r>
     </w:p>
@@ -1318,20 +963,13 @@
         <w:rPr>
           <w:b/>
           <w:bCs/>
-          <w:lang w:val="es-ES"/>
         </w:rPr>
         <w:t xml:space="preserve">Herramientas:</w:t>
       </w:r>
       <w:r>
-        <w:rPr>
-          <w:lang w:val="es-ES"/>
-        </w:rPr>
-        <w:t xml:space="preserve"> </w:t>
-      </w:r>
-      <w:r>
-        <w:rPr>
-          <w:lang w:val="es-ES"/>
-        </w:rPr>
+        <w:t xml:space="preserve"> </w:t>
+      </w:r>
+      <w:r>
         <w:t xml:space="preserve">analizador WiFi (para ver canales, señal RSSI y APs vecinos), aplicación de escaneo de red para comprobar número de clientes, y medición de velocidad en distintos puntos de la oficina.</w:t>
       </w:r>
     </w:p>
@@ -1346,7 +984,6 @@
         <w:rPr>
           <w:b/>
           <w:bCs/>
-          <w:lang w:val="es-ES"/>
         </w:rPr>
         <w:t xml:space="preserve">Soluciones ordenadas de más barata a más cara:</w:t>
       </w:r>
@@ -1363,20 +1000,13 @@
         <w:rPr>
           <w:b/>
           <w:bCs/>
-          <w:lang w:val="es-ES"/>
         </w:rPr>
         <w:t xml:space="preserve">Elegir canales no solapados</w:t>
       </w:r>
       <w:r>
-        <w:rPr>
-          <w:lang w:val="es-ES"/>
-        </w:rPr>
-        <w:t xml:space="preserve"> </w:t>
-      </w:r>
-      <w:r>
-        <w:rPr>
-          <w:lang w:val="es-ES"/>
-        </w:rPr>
+        <w:t xml:space="preserve"> </w:t>
+      </w:r>
+      <w:r>
         <w:t xml:space="preserve">(1, 6, 11 en 2,4 GHz) y configurar el AP en 5 GHz (y, si soporta, activar band-steering).</w:t>
       </w:r>
     </w:p>
@@ -1392,20 +1022,13 @@
         <w:rPr>
           <w:b/>
           <w:bCs/>
-          <w:lang w:val="es-ES"/>
         </w:rPr>
         <w:t xml:space="preserve">Reubicar el AP</w:t>
       </w:r>
       <w:r>
-        <w:rPr>
-          <w:lang w:val="es-ES"/>
-        </w:rPr>
-        <w:t xml:space="preserve"> </w:t>
-      </w:r>
-      <w:r>
-        <w:rPr>
-          <w:lang w:val="es-ES"/>
-        </w:rPr>
+        <w:t xml:space="preserve"> </w:t>
+      </w:r>
+      <w:r>
         <w:t xml:space="preserve">en una posición más central o elevado, lejos de metal y fuentes de interferencia.</w:t>
       </w:r>
     </w:p>
@@ -1421,20 +1044,13 @@
         <w:rPr>
           <w:b/>
           <w:bCs/>
-          <w:lang w:val="es-ES"/>
         </w:rPr>
         <w:t xml:space="preserve">Añadir APs adicionales</w:t>
       </w:r>
       <w:r>
-        <w:rPr>
-          <w:lang w:val="es-ES"/>
-        </w:rPr>
-        <w:t xml:space="preserve"> </w:t>
-      </w:r>
-      <w:r>
-        <w:rPr>
-          <w:lang w:val="es-ES"/>
-        </w:rPr>
+        <w:t xml:space="preserve"> </w:t>
+      </w:r>
+      <w:r>
         <w:t xml:space="preserve">(o un mesh) para cubrir las zonas muertas, con canales distintos entre APs adyacentes.</w:t>
       </w:r>
     </w:p>
@@ -1445,9 +1061,6 @@
         <w:pStyle w:val="Heading2"/>
       </w:pPr>
       <w:r>
-        <w:rPr>
-          <w:lang w:val="es-ES"/>
-        </w:rPr>
         <w:t xml:space="preserve">10. 802.3 vs 802.11 en la misma oficina</w:t>
       </w:r>
     </w:p>
@@ -1462,60 +1075,39 @@
         <w:rPr>
           <w:b/>
           <w:bCs/>
-          <w:lang w:val="es-ES"/>
         </w:rPr>
         <w:t xml:space="preserve">Sí, la misma:</w:t>
       </w:r>
       <w:r>
-        <w:rPr>
-          <w:lang w:val="es-ES"/>
-        </w:rPr>
-        <w:t xml:space="preserve"> </w:t>
-      </w:r>
-      <w:r>
-        <w:rPr>
-          <w:lang w:val="es-ES"/>
-        </w:rPr>
+        <w:t xml:space="preserve"> </w:t>
+      </w:r>
+      <w:r>
         <w:t xml:space="preserve">capa 2 (enlace). Cableados usan</w:t>
       </w:r>
       <w:r>
-        <w:rPr>
-          <w:lang w:val="es-ES"/>
-        </w:rPr>
-        <w:t xml:space="preserve"> </w:t>
-      </w:r>
-      <w:r>
-        <w:rPr>
-          <w:b/>
-          <w:bCs/>
-          <w:lang w:val="es-ES"/>
+        <w:t xml:space="preserve"> </w:t>
+      </w:r>
+      <w:r>
+        <w:rPr>
+          <w:b/>
+          <w:bCs/>
         </w:rPr>
         <w:t xml:space="preserve">IEEE 802.3</w:t>
       </w:r>
       <w:r>
-        <w:rPr>
-          <w:lang w:val="es-ES"/>
-        </w:rPr>
         <w:t xml:space="preserve">; los portátiles,</w:t>
       </w:r>
       <w:r>
-        <w:rPr>
-          <w:lang w:val="es-ES"/>
-        </w:rPr>
-        <w:t xml:space="preserve"> </w:t>
-      </w:r>
-      <w:r>
-        <w:rPr>
-          <w:b/>
-          <w:bCs/>
-          <w:lang w:val="es-ES"/>
+        <w:t xml:space="preserve"> </w:t>
+      </w:r>
+      <w:r>
+        <w:rPr>
+          <w:b/>
+          <w:bCs/>
         </w:rPr>
         <w:t xml:space="preserve">IEEE 802.11</w:t>
       </w:r>
       <w:r>
-        <w:rPr>
-          <w:lang w:val="es-ES"/>
-        </w:rPr>
         <w:t xml:space="preserve">. Misma función: entregar por MAC en la red local.</w:t>
       </w:r>
     </w:p>
@@ -1550,9 +1142,6 @@
               <w:pStyle w:val="Compact"/>
             </w:pPr>
             <w:r>
-              <w:rPr>
-                <w:lang w:val="es-ES"/>
-              </w:rPr>
               <w:t xml:space="preserve">802.3 (cable)</w:t>
             </w:r>
           </w:p>
@@ -1564,9 +1153,6 @@
               <w:pStyle w:val="Compact"/>
             </w:pPr>
             <w:r>
-              <w:rPr>
-                <w:lang w:val="es-ES"/>
-              </w:rPr>
               <w:t xml:space="preserve">802.11 (aire)</w:t>
             </w:r>
           </w:p>
@@ -1580,9 +1166,6 @@
               <w:pStyle w:val="Compact"/>
             </w:pPr>
             <w:r>
-              <w:rPr>
-                <w:lang w:val="es-ES"/>
-              </w:rPr>
               <w:t xml:space="preserve">MACs en cabecera</w:t>
             </w:r>
           </w:p>
@@ -1594,9 +1177,6 @@
               <w:pStyle w:val="Compact"/>
             </w:pPr>
             <w:r>
-              <w:rPr>
-                <w:lang w:val="es-ES"/>
-              </w:rPr>
               <w:t xml:space="preserve">2 (origen, destino)</w:t>
             </w:r>
           </w:p>
@@ -1608,35 +1188,22 @@
               <w:pStyle w:val="Compact"/>
             </w:pPr>
             <w:r>
-              <w:rPr>
-                <w:lang w:val="es-ES"/>
-              </w:rPr>
               <w:t xml:space="preserve">Hasta</w:t>
             </w:r>
             <w:r>
-              <w:rPr>
-                <w:lang w:val="es-ES"/>
-              </w:rPr>
               <w:t xml:space="preserve"> </w:t>
             </w:r>
             <w:r>
               <w:rPr>
                 <w:b/>
                 <w:bCs/>
-                <w:lang w:val="es-ES"/>
               </w:rPr>
               <w:t xml:space="preserve">4</w:t>
             </w:r>
             <w:r>
-              <w:rPr>
-                <w:lang w:val="es-ES"/>
-              </w:rPr>
               <w:t xml:space="preserve"> </w:t>
             </w:r>
             <w:r>
-              <w:rPr>
-                <w:lang w:val="es-ES"/>
-              </w:rPr>
               <w:t xml:space="preserve">(RA, TA, DA, SA según tipo)</w:t>
             </w:r>
           </w:p>
@@ -1650,9 +1217,6 @@
               <w:pStyle w:val="Compact"/>
             </w:pPr>
             <w:r>
-              <w:rPr>
-                <w:lang w:val="es-ES"/>
-              </w:rPr>
               <w:t xml:space="preserve">Quién monta/envía</w:t>
             </w:r>
           </w:p>
@@ -1664,9 +1228,6 @@
               <w:pStyle w:val="Compact"/>
             </w:pPr>
             <w:r>
-              <w:rPr>
-                <w:lang w:val="es-ES"/>
-              </w:rPr>
               <w:t xml:space="preserve">La NIC / el switch reenvía</w:t>
             </w:r>
           </w:p>
@@ -1678,9 +1239,6 @@
               <w:pStyle w:val="Compact"/>
             </w:pPr>
             <w:r>
-              <w:rPr>
-                <w:lang w:val="es-ES"/>
-              </w:rPr>
               <w:t xml:space="preserve">La NIC WiFi (el AP reenvía); el AP puede cifrar en el borde</w:t>
             </w:r>
           </w:p>
@@ -1694,9 +1252,6 @@
               <w:pStyle w:val="Compact"/>
             </w:pPr>
             <w:r>
-              <w:rPr>
-                <w:lang w:val="es-ES"/>
-              </w:rPr>
               <w:t xml:space="preserve">Medio</w:t>
             </w:r>
           </w:p>
@@ -1708,9 +1263,6 @@
               <w:pStyle w:val="Compact"/>
             </w:pPr>
             <w:r>
-              <w:rPr>
-                <w:lang w:val="es-ES"/>
-              </w:rPr>
               <w:t xml:space="preserve">Enlace punto a punto / dominio de colisión gestionado</w:t>
             </w:r>
           </w:p>
@@ -1722,35 +1274,22 @@
               <w:pStyle w:val="Compact"/>
             </w:pPr>
             <w:r>
-              <w:rPr>
-                <w:lang w:val="es-ES"/>
-              </w:rPr>
               <w:t xml:space="preserve">Canal de radio</w:t>
             </w:r>
             <w:r>
-              <w:rPr>
-                <w:lang w:val="es-ES"/>
-              </w:rPr>
               <w:t xml:space="preserve"> </w:t>
             </w:r>
             <w:r>
               <w:rPr>
                 <w:b/>
                 <w:bCs/>
-                <w:lang w:val="es-ES"/>
               </w:rPr>
               <w:t xml:space="preserve">compartido</w:t>
             </w:r>
             <w:r>
-              <w:rPr>
-                <w:lang w:val="es-ES"/>
-              </w:rPr>
               <w:t xml:space="preserve"> </w:t>
             </w:r>
             <w:r>
-              <w:rPr>
-                <w:lang w:val="es-ES"/>
-              </w:rPr>
               <w:t xml:space="preserve">(CSMA/CA, interferencias, vecinos)</w:t>
             </w:r>
           </w:p>
@@ -1766,53 +1305,31 @@
         </w:numPr>
       </w:pPr>
       <w:r>
-        <w:rPr>
-          <w:lang w:val="es-ES"/>
-        </w:rPr>
         <w:t xml:space="preserve">Porque</w:t>
       </w:r>
       <w:r>
-        <w:rPr>
-          <w:lang w:val="es-ES"/>
-        </w:rPr>
-        <w:t xml:space="preserve"> </w:t>
-      </w:r>
-      <w:r>
-        <w:rPr>
-          <w:b/>
-          <w:bCs/>
-          <w:lang w:val="es-ES"/>
+        <w:t xml:space="preserve"> </w:t>
+      </w:r>
+      <w:r>
+        <w:rPr>
+          <w:b/>
+          <w:bCs/>
         </w:rPr>
         <w:t xml:space="preserve">arriba de la trama</w:t>
       </w:r>
       <w:r>
-        <w:rPr>
-          <w:lang w:val="es-ES"/>
-        </w:rPr>
-        <w:t xml:space="preserve"> </w:t>
-      </w:r>
-      <w:r>
-        <w:rPr>
-          <w:lang w:val="es-ES"/>
-        </w:rPr>
+        <w:t xml:space="preserve"> </w:t>
+      </w:r>
+      <w:r>
         <w:t xml:space="preserve">IPv4 solo ve</w:t>
       </w:r>
       <w:r>
-        <w:rPr>
-          <w:lang w:val="es-ES"/>
-        </w:rPr>
-        <w:t xml:space="preserve"> </w:t>
-      </w:r>
-      <w:r>
-        <w:rPr>
-          <w:lang w:val="es-ES"/>
-        </w:rPr>
+        <w:t xml:space="preserve"> </w:t>
+      </w:r>
+      <w:r>
         <w:t xml:space="preserve">“entrega local por MAC hecha”</w:t>
       </w:r>
       <w:r>
-        <w:rPr>
-          <w:lang w:val="es-ES"/>
-        </w:rPr>
         <w:t xml:space="preserve">. El estándar 802.x es un detalle de la capa 1–2: la pila de Internet no cambia si el tramo fue cobre, fibra o aire.</w:t>
       </w:r>
     </w:p>

--- a/docx/11-redes-inalambricas/boletin-U11-avanzado-resuelto.docx
+++ b/docx/11-redes-inalambricas/boletin-U11-avanzado-resuelto.docx
@@ -28,23 +28,23 @@
         </w:p>
       </w:sdtContent>
     </w:sdt>
-    <w:bookmarkStart w:id="9" w:name="boletín-ud11-avanzado-resuelto"/>
+    <w:bookmarkStart w:id="9" w:name="Xb3a9c651987f29c9e8f9c51c80509d53d5e1779"/>
     <w:p>
       <w:pPr>
         <w:pStyle w:val="Heading1"/>
       </w:pPr>
       <w:r>
-        <w:t xml:space="preserve">Boletín UD11 — Avanzado (Resuelto)</w:t>
+        <w:t xml:space="preserve">Boletín de Redes inalámbricas — Avanzado (Resuelto)</w:t>
       </w:r>
     </w:p>
     <w:bookmarkEnd w:id="9"/>
-    <w:bookmarkStart w:id="20" w:name="boletín-ud11-avanzado-resuelto-1"/>
+    <w:bookmarkStart w:id="20" w:name="X2a98fe4693fa8a0ce8ae031accbc7e7e7b352df"/>
     <w:p>
       <w:pPr>
         <w:pStyle w:val="Heading1"/>
       </w:pPr>
       <w:r>
-        <w:t xml:space="preserve">✅ Boletín UD11 — Avanzado (Resuelto)</w:t>
+        <w:t xml:space="preserve">✅ Boletín de Redes inalámbricas — Avanzado (Resuelto)</w:t>
       </w:r>
     </w:p>
     <w:p>

--- a/docx/11-redes-inalambricas/boletin-U11-avanzado-resuelto.docx
+++ b/docx/11-redes-inalambricas/boletin-U11-avanzado-resuelto.docx
@@ -81,7 +81,7 @@
         <w:t xml:space="preserve"> </w:t>
       </w:r>
       <w:r>
-        <w:t xml:space="preserve">(2 por planta como mínimo por superficie, más si hay paredes de hormigón): repartidos para solapar celdas ~15-20%. El hormigón armado atenuina mucho: más APs con menos potencia gana a pocos APs a tope.</w:t>
+        <w:t xml:space="preserve">(2 por planta como mínimo por superficie, más si hay paredes de hormigón): repartidos para solapar celdas ~15-20%. El hormigón armado atenúa mucho: más APs con menos potencia gana a pocos APs a tope.</w:t>
       </w:r>
     </w:p>
     <w:p>
@@ -129,33 +129,31 @@
         </w:numPr>
       </w:pPr>
       <w:r>
-        <w:t xml:space="preserve">Porque</w:t>
-      </w:r>
-      <w:r>
-        <w:t xml:space="preserve"> </w:t>
-      </w:r>
-      <w:r>
-        <w:rPr>
-          <w:b/>
-          <w:bCs/>
-        </w:rPr>
-        <w:t xml:space="preserve">profesores</w:t>
-      </w:r>
-      <w:r>
-        <w:t xml:space="preserve"> </w:t>
-      </w:r>
-      <w:r>
-        <w:t xml:space="preserve">requiere autenticación por usuario (Enterprise/RADIUS), trazabilidad y acceso a recursos internos;</w:t>
-      </w:r>
-      <w:r>
-        <w:t xml:space="preserve"> </w:t>
-      </w:r>
-      <w:r>
-        <w:rPr>
-          <w:b/>
-          <w:bCs/>
-        </w:rPr>
-        <w:t xml:space="preserve">alumnos</w:t>
+        <w:t xml:space="preserve">Porque el SSID</w:t>
+      </w:r>
+      <w:r>
+        <w:t xml:space="preserve"> </w:t>
+      </w:r>
+      <w:r>
+        <w:rPr>
+          <w:rStyle w:val="VerbatimChar"/>
+        </w:rPr>
+        <w:t xml:space="preserve">Profesores</w:t>
+      </w:r>
+      <w:r>
+        <w:t xml:space="preserve"> </w:t>
+      </w:r>
+      <w:r>
+        <w:t xml:space="preserve">requiere autenticación por usuario (Enterprise/RADIUS), trazabilidad y acceso a recursos internos; el SSID</w:t>
+      </w:r>
+      <w:r>
+        <w:t xml:space="preserve"> </w:t>
+      </w:r>
+      <w:r>
+        <w:rPr>
+          <w:rStyle w:val="VerbatimChar"/>
+        </w:rPr>
+        <w:t xml:space="preserve">Alumnos</w:t>
       </w:r>
       <w:r>
         <w:t xml:space="preserve"> </w:t>
@@ -276,7 +274,7 @@
         </w:numPr>
       </w:pPr>
       <w:r>
-        <w:t xml:space="preserve">Analizador WiFi (inSSIDer, WiFi Analyzer, Acrylic): mira SNR, canal ocupado por otros BSSIDs y utilisation. En el controlador: estadísticas de retransmisiones y de errores CRC del AP.</w:t>
+        <w:t xml:space="preserve">Analizador WiFi (inSSIDer, WiFi Analyzer, Acrylic): mira SNR, canal ocupado por otros BSSIDs y uso del canal. En el controlador: estadísticas de retransmisiones y de errores CRC del AP.</w:t>
       </w:r>
     </w:p>
     <w:bookmarkEnd w:id="11"/>
@@ -297,7 +295,7 @@
         </w:numPr>
       </w:pPr>
       <w:r>
-        <w:t xml:space="preserve">Ejemplo: AP1 → 36, AP2 → 44, AP3 → 52, AP4 → 60 (separación de 4 números × 20 MHz; solape nulo). Si son APs con 80 MHz: 36, 52, 100, 116 (bloques no solapados).</w:t>
+        <w:t xml:space="preserve">Ejemplo: AP1 → 36, AP2 → 44, AP3 → 52, AP4 → 60 (separación de 8 canales = 40 MHz; solape nulo). Si son APs con 80 MHz: 36, 52, 100, 116 (bloques no solapados).</w:t>
       </w:r>
     </w:p>
     <w:p>
@@ -552,7 +550,7 @@
         <w:t xml:space="preserve"> </w:t>
       </w:r>
       <w:r>
-        <w:t xml:space="preserve">1-1-1-6-1-11 apila tres APs vecinos en el canal 1: co-channel interference brutal. 2)</w:t>
+        <w:t xml:space="preserve">1-1-1-6-1-11 apila cuatro APs vecinos en el canal 1: co-channel interference brutal. 2)</w:t>
       </w:r>
       <w:r>
         <w:t xml:space="preserve"> </w:t>
@@ -591,7 +589,7 @@
         </w:numPr>
       </w:pPr>
       <w:r>
-        <w:t xml:space="preserve">Al caminar, el cliente pierde al AP viejo y busca uno nuevo; si las celdas están mal solapadas (o el cliente se empeña en el lejano), el roving tarda: escanea canales, reautentica (con Enterprise, además, 802.1X completo). 20 s es roaming roto, no una microscaída.</w:t>
+        <w:t xml:space="preserve">Al caminar, el cliente pierde al AP viejo y busca uno nuevo; si las celdas están mal solapadas (o el cliente se empeña en el lejano), el roaming tarda: escanea canales, reautentica (con Enterprise, además, 802.1X completo). 20 s es roaming roto, no una microcaída.</w:t>
       </w:r>
     </w:p>
     <w:p>
@@ -740,7 +738,7 @@
         <w:t xml:space="preserve"> </w:t>
       </w:r>
       <w:r>
-        <w:t xml:space="preserve">(band steering): más canales, menos competencia. 3) Si el AP lo soporta, perfiles/limites por cliente para que nadie monopilice.</w:t>
+        <w:t xml:space="preserve">(band steering): más canales, menos competencia. 3) Si el AP lo soporta, perfiles/límites por cliente para que nadie monopolice.</w:t>
       </w:r>
     </w:p>
     <w:bookmarkEnd w:id="16"/>
